--- a/docs/Biometrics docx.docx
+++ b/docs/Biometrics docx.docx
@@ -11,6 +11,14 @@
     </w:p>
     <w:p>
       <w:pPr>
+        <w:pStyle w:val="Title"/>
+      </w:pPr>
+      <w:r>
+        <w:t>GenVarX Suite - Genomic Variant Effect Predictor &amp; Clinical Analysis Platform</w:t>
+      </w:r>
+    </w:p>
+    <w:p>
+      <w:pPr>
         <w:rPr>
           <w:lang w:val="en-US"/>
         </w:rPr>
@@ -18,73 +26,9 @@
     </w:p>
     <w:p>
       <w:pPr>
-        <w:rPr>
-          <w:lang w:val="en-US"/>
-        </w:rPr>
-      </w:pPr>
-    </w:p>
-    <w:p>
-      <w:pPr>
-        <w:rPr>
-          <w:lang w:val="en-US"/>
-        </w:rPr>
-      </w:pPr>
-    </w:p>
-    <w:p>
-      <w:pPr>
-        <w:rPr>
-          <w:lang w:val="en-US"/>
-        </w:rPr>
-      </w:pPr>
-    </w:p>
-    <w:p>
-      <w:pPr>
-        <w:rPr>
-          <w:lang w:val="en-US"/>
-        </w:rPr>
-      </w:pPr>
-    </w:p>
-    <w:p>
-      <w:pPr>
-        <w:rPr>
-          <w:lang w:val="en-US"/>
-        </w:rPr>
-      </w:pPr>
-    </w:p>
-    <w:p>
-      <w:pPr>
-        <w:rPr>
-          <w:lang w:val="en-US"/>
-        </w:rPr>
-      </w:pPr>
-    </w:p>
-    <w:p>
-      <w:pPr>
-        <w:rPr>
-          <w:lang w:val="en-US"/>
-        </w:rPr>
-      </w:pPr>
-    </w:p>
-    <w:p>
-      <w:pPr>
-        <w:rPr>
-          <w:lang w:val="en-US"/>
-        </w:rPr>
-      </w:pPr>
-    </w:p>
-    <w:p>
-      <w:pPr>
-        <w:rPr>
-          <w:lang w:val="en-US"/>
-        </w:rPr>
-      </w:pPr>
-    </w:p>
-    <w:p>
-      <w:r>
-        <w:rPr>
-          <w:b/>
-          <w:bCs/>
-        </w:rPr>
+        <w:pStyle w:val="Heading2"/>
+      </w:pPr>
+      <w:r>
         <w:t>1. Abstract</w:t>
       </w:r>
     </w:p>
@@ -130,34 +74,15 @@
         <w:t>relational database model</w:t>
       </w:r>
       <w:r>
-        <w:t xml:space="preserve"> to link disparate repositories including </w:t>
-      </w:r>
-      <w:proofErr w:type="spellStart"/>
-      <w:r>
-        <w:t>ClinVar</w:t>
-      </w:r>
-      <w:proofErr w:type="spellEnd"/>
-      <w:r>
-        <w:t xml:space="preserve">, GWAS </w:t>
-      </w:r>
-      <w:proofErr w:type="spellStart"/>
-      <w:r>
-        <w:t>Catalog</w:t>
-      </w:r>
-      <w:proofErr w:type="spellEnd"/>
-      <w:r>
-        <w:t xml:space="preserve">, and </w:t>
-      </w:r>
-      <w:proofErr w:type="spellStart"/>
-      <w:r>
-        <w:t>ChEMBL</w:t>
-      </w:r>
-      <w:proofErr w:type="spellEnd"/>
-      <w:r>
-        <w:t>, providing a "Rosetta Stone" for deciphering the functional impact of genetic mutations.</w:t>
-      </w:r>
-    </w:p>
-    <w:p>
+        <w:t xml:space="preserve"> to link disparate repositories including ClinVar, GWAS Catalog, and ChEMBL, providing a "Rosetta Stone" for deciphering the functional impact of genetic mutations.</w:t>
+      </w:r>
+    </w:p>
+    <w:p/>
+    <w:p/>
+    <w:p>
+      <w:pPr>
+        <w:pStyle w:val="Heading2"/>
+      </w:pPr>
       <w:r>
         <w:rPr>
           <w:b/>
@@ -167,11 +92,10 @@
       </w:r>
     </w:p>
     <w:p>
-      <w:r>
-        <w:rPr>
-          <w:b/>
-          <w:bCs/>
-        </w:rPr>
+      <w:pPr>
+        <w:pStyle w:val="Heading3"/>
+      </w:pPr>
+      <w:r>
         <w:t>2.1 Background</w:t>
       </w:r>
     </w:p>
@@ -191,11 +115,10 @@
       </w:r>
     </w:p>
     <w:p>
-      <w:r>
-        <w:rPr>
-          <w:b/>
-          <w:bCs/>
-        </w:rPr>
+      <w:pPr>
+        <w:pStyle w:val="Heading3"/>
+      </w:pPr>
+      <w:r>
         <w:t>2.2 Problem Statement</w:t>
       </w:r>
     </w:p>
@@ -211,76 +134,58 @@
         <w:t>"Interpretation Gap"</w:t>
       </w:r>
       <w:r>
-        <w:t xml:space="preserve"> where researchers must manually cross-reference data across siloed databases (GenBank, EMBL, </w:t>
-      </w:r>
-      <w:proofErr w:type="spellStart"/>
-      <w:r>
-        <w:t>SwissProt</w:t>
-      </w:r>
-      <w:proofErr w:type="spellEnd"/>
-      <w:r>
-        <w:t>) to find the clinical significance of a specific mutation.</w:t>
-      </w:r>
-    </w:p>
-    <w:p>
-      <w:r>
-        <w:rPr>
-          <w:b/>
-          <w:bCs/>
-        </w:rPr>
+        <w:t xml:space="preserve"> where researchers must manually cross-reference data across siloed databases (GenBank, EMBL, SwissProt) to find the clinical significance of a specific mutation.</w:t>
+      </w:r>
+    </w:p>
+    <w:p>
+      <w:pPr>
+        <w:pStyle w:val="Heading3"/>
+      </w:pPr>
+      <w:r>
+        <w:t>2.3 Proposed Solution</w:t>
+      </w:r>
+    </w:p>
+    <w:p>
+      <w:r>
+        <w:t xml:space="preserve">The proposed system is an automated, integrated pipeline that performs </w:t>
+      </w:r>
+      <w:r>
+        <w:rPr>
+          <w:b/>
+          <w:bCs/>
+        </w:rPr>
+        <w:t>reciprocal database searches</w:t>
+      </w:r>
+      <w:r>
+        <w:t xml:space="preserve"> to resolve genomic coordinates into standardized </w:t>
+      </w:r>
+      <w:r>
+        <w:rPr>
+          <w:b/>
+          <w:bCs/>
+        </w:rPr>
+        <w:t>Reference SNP IDs (RSIDs)</w:t>
+      </w:r>
+      <w:r>
+        <w:t xml:space="preserve">. It utilizes </w:t>
+      </w:r>
+      <w:r>
+        <w:rPr>
+          <w:b/>
+          <w:bCs/>
+        </w:rPr>
+        <w:t>AI-driven predictors</w:t>
+      </w:r>
+      <w:r>
+        <w:t xml:space="preserve"> (SIFT/PolyPhen) to assess residue impact and aggregates clinical data to suggest targeted drug therapies.</w:t>
+      </w:r>
+    </w:p>
+    <w:p>
+      <w:pPr>
+        <w:pStyle w:val="Heading3"/>
+      </w:pPr>
+      <w:r>
         <w:lastRenderedPageBreak/>
-        <w:t>2.3 Proposed Solution</w:t>
-      </w:r>
-    </w:p>
-    <w:p>
-      <w:r>
-        <w:t xml:space="preserve">The proposed system is an automated, integrated pipeline that performs </w:t>
-      </w:r>
-      <w:r>
-        <w:rPr>
-          <w:b/>
-          <w:bCs/>
-        </w:rPr>
-        <w:t>reciprocal database searches</w:t>
-      </w:r>
-      <w:r>
-        <w:t xml:space="preserve"> to resolve genomic coordinates into standardized </w:t>
-      </w:r>
-      <w:r>
-        <w:rPr>
-          <w:b/>
-          <w:bCs/>
-        </w:rPr>
-        <w:t>Reference SNP IDs (RSIDs)</w:t>
-      </w:r>
-      <w:r>
-        <w:t xml:space="preserve">. It utilizes </w:t>
-      </w:r>
-      <w:r>
-        <w:rPr>
-          <w:b/>
-          <w:bCs/>
-        </w:rPr>
-        <w:t>AI-driven predictors</w:t>
-      </w:r>
-      <w:r>
-        <w:t xml:space="preserve"> (SIFT/</w:t>
-      </w:r>
-      <w:proofErr w:type="spellStart"/>
-      <w:r>
-        <w:t>PolyPhen</w:t>
-      </w:r>
-      <w:proofErr w:type="spellEnd"/>
-      <w:r>
-        <w:t>) to assess residue impact and aggregates clinical data to suggest targeted drug therapies.</w:t>
-      </w:r>
-    </w:p>
-    <w:p>
-      <w:r>
-        <w:rPr>
-          <w:b/>
-          <w:bCs/>
-        </w:rPr>
         <w:t>2.4 Objectives</w:t>
       </w:r>
     </w:p>
@@ -320,17 +225,8 @@
           <w:b/>
           <w:bCs/>
         </w:rPr>
-        <w:t xml:space="preserve">Predictive </w:t>
-      </w:r>
-      <w:proofErr w:type="spellStart"/>
-      <w:r>
-        <w:rPr>
-          <w:b/>
-          <w:bCs/>
-        </w:rPr>
-        <w:t>Modeling</w:t>
-      </w:r>
-      <w:proofErr w:type="spellEnd"/>
+        <w:t>Predictive Modeling</w:t>
+      </w:r>
       <w:r>
         <w:t xml:space="preserve"> (Unit III syllabus) for classifying mutations as pathogenic or benign.</w:t>
       </w:r>
@@ -353,32 +249,23 @@
         <w:t>Pharmacogenomics</w:t>
       </w:r>
       <w:r>
-        <w:t xml:space="preserve"> data from </w:t>
-      </w:r>
-      <w:proofErr w:type="spellStart"/>
-      <w:r>
-        <w:t>ChEMBL</w:t>
-      </w:r>
-      <w:proofErr w:type="spellEnd"/>
-      <w:r>
-        <w:t xml:space="preserve"> for therapeutic discovery.</w:t>
-      </w:r>
-    </w:p>
-    <w:p>
-      <w:r>
-        <w:rPr>
-          <w:b/>
-          <w:bCs/>
-        </w:rPr>
+        <w:t xml:space="preserve"> data from ChEMBL for therapeutic discovery.</w:t>
+      </w:r>
+    </w:p>
+    <w:p/>
+    <w:p>
+      <w:pPr>
+        <w:pStyle w:val="Heading1"/>
+      </w:pPr>
+      <w:r>
         <w:t>3. System Requirements</w:t>
       </w:r>
     </w:p>
     <w:p>
-      <w:r>
-        <w:rPr>
-          <w:b/>
-          <w:bCs/>
-        </w:rPr>
+      <w:pPr>
+        <w:pStyle w:val="Heading3"/>
+      </w:pPr>
+      <w:r>
         <w:t>3.1 Hardware Requirements</w:t>
       </w:r>
     </w:p>
@@ -447,11 +334,10 @@
       </w:r>
     </w:p>
     <w:p>
-      <w:r>
-        <w:rPr>
-          <w:b/>
-          <w:bCs/>
-        </w:rPr>
+      <w:pPr>
+        <w:pStyle w:val="Heading3"/>
+      </w:pPr>
+      <w:r>
         <w:t>3.2 Software Requirements</w:t>
       </w:r>
     </w:p>
@@ -510,11 +396,10 @@
       </w:r>
     </w:p>
     <w:p>
-      <w:r>
-        <w:rPr>
-          <w:b/>
-          <w:bCs/>
-        </w:rPr>
+      <w:pPr>
+        <w:pStyle w:val="Heading3"/>
+      </w:pPr>
+      <w:r>
         <w:t>4. Technology Stack</w:t>
       </w:r>
     </w:p>
@@ -636,11 +521,11 @@
     <w:p/>
     <w:p/>
     <w:p>
-      <w:r>
-        <w:rPr>
-          <w:b/>
-          <w:bCs/>
-        </w:rPr>
+      <w:pPr>
+        <w:pStyle w:val="Heading3"/>
+      </w:pPr>
+      <w:r>
+        <w:lastRenderedPageBreak/>
         <w:t>5. Project Structure</w:t>
       </w:r>
     </w:p>
@@ -720,23 +605,7 @@
           <w:b/>
           <w:bCs/>
         </w:rPr>
-        <w:t xml:space="preserve">Predictive </w:t>
-      </w:r>
-      <w:proofErr w:type="spellStart"/>
-      <w:r>
-        <w:rPr>
-          <w:b/>
-          <w:bCs/>
-        </w:rPr>
-        <w:t>Modeling</w:t>
-      </w:r>
-      <w:proofErr w:type="spellEnd"/>
-      <w:r>
-        <w:rPr>
-          <w:b/>
-          <w:bCs/>
-        </w:rPr>
-        <w:t xml:space="preserve"> Engine:</w:t>
+        <w:t>Predictive Modeling Engine:</w:t>
       </w:r>
       <w:r>
         <w:t xml:space="preserve"> Runs AI classifiers to determine if a protein change is </w:t>
@@ -779,21 +648,12 @@
       <w:r>
         <w:t xml:space="preserve"> Aggregates findings from </w:t>
       </w:r>
-      <w:proofErr w:type="spellStart"/>
-      <w:r>
-        <w:rPr>
-          <w:b/>
-          <w:bCs/>
-        </w:rPr>
-        <w:t>ClinVar</w:t>
-      </w:r>
-      <w:proofErr w:type="spellEnd"/>
-      <w:r>
-        <w:rPr>
-          <w:b/>
-          <w:bCs/>
-        </w:rPr>
-        <w:t xml:space="preserve"> (VCF)</w:t>
+      <w:r>
+        <w:rPr>
+          <w:b/>
+          <w:bCs/>
+        </w:rPr>
+        <w:t>ClinVar (VCF)</w:t>
       </w:r>
       <w:r>
         <w:t xml:space="preserve"> and </w:t>
@@ -826,7 +686,6 @@
       <w:r>
         <w:t xml:space="preserve"> Queries the </w:t>
       </w:r>
-      <w:proofErr w:type="spellStart"/>
       <w:r>
         <w:rPr>
           <w:b/>
@@ -834,7 +693,6 @@
         </w:rPr>
         <w:t>ChEMBL</w:t>
       </w:r>
-      <w:proofErr w:type="spellEnd"/>
       <w:r>
         <w:t xml:space="preserve"> database for bioactive compounds targeting specific genes (e.g., APC, TP53).</w:t>
       </w:r>
@@ -856,24 +714,22 @@
     <w:p/>
     <w:p/>
     <w:p/>
-    <w:p>
-      <w:r>
-        <w:rPr>
-          <w:b/>
-          <w:bCs/>
-        </w:rPr>
+    <w:p/>
+    <w:p>
+      <w:pPr>
+        <w:pStyle w:val="Heading1"/>
+      </w:pPr>
+      <w:r>
         <w:lastRenderedPageBreak/>
-        <w:t>## Architecture Diagrams</w:t>
-      </w:r>
-    </w:p>
-    <w:p/>
-    <w:p>
-      <w:r>
-        <w:rPr>
-          <w:b/>
-          <w:bCs/>
-        </w:rPr>
-        <w:t>### 1. System Architecture Overview</w:t>
+        <w:t>Architecture Diagrams</w:t>
+      </w:r>
+    </w:p>
+    <w:p>
+      <w:pPr>
+        <w:pStyle w:val="Heading3"/>
+      </w:pPr>
+      <w:r>
+        <w:t>1. System Architecture Overview</w:t>
       </w:r>
     </w:p>
     <w:p/>
@@ -898,7 +754,7 @@
                     <pic:cNvPicPr/>
                   </pic:nvPicPr>
                   <pic:blipFill>
-                    <a:blip r:embed="rId5">
+                    <a:blip r:embed="rId7">
                       <a:extLst>
                         <a:ext uri="{28A0092B-C50C-407E-A947-70E740481C1C}">
                           <a14:useLocalDpi xmlns:a14="http://schemas.microsoft.com/office/drawing/2010/main" val="0"/>
@@ -928,13 +784,12 @@
     <w:p/>
     <w:p/>
     <w:p>
-      <w:r>
-        <w:rPr>
-          <w:b/>
-          <w:bCs/>
-        </w:rPr>
+      <w:pPr>
+        <w:pStyle w:val="Heading3"/>
+      </w:pPr>
+      <w:r>
         <w:lastRenderedPageBreak/>
-        <w:t>### 2. Service Layer Architecture</w:t>
+        <w:t xml:space="preserve"> 2. Service Layer Architecture</w:t>
       </w:r>
     </w:p>
     <w:p>
@@ -958,7 +813,7 @@
                     <pic:cNvPicPr/>
                   </pic:nvPicPr>
                   <pic:blipFill>
-                    <a:blip r:embed="rId6">
+                    <a:blip r:embed="rId8">
                       <a:extLst>
                         <a:ext uri="{28A0092B-C50C-407E-A947-70E740481C1C}">
                           <a14:useLocalDpi xmlns:a14="http://schemas.microsoft.com/office/drawing/2010/main" val="0"/>
@@ -987,31 +842,180 @@
     </w:p>
     <w:p/>
     <w:p>
-      <w:r>
-        <w:rPr>
-          <w:b/>
-          <w:bCs/>
-        </w:rPr>
-        <w:t>### 3. Data Flow Architecture</w:t>
-      </w:r>
-    </w:p>
-    <w:p/>
-    <w:p>
-      <w:r>
-        <w:t>```</w:t>
-      </w:r>
-      <w:proofErr w:type="spellStart"/>
-      <w:r>
-        <w:t>plantuml</w:t>
-      </w:r>
-      <w:proofErr w:type="spellEnd"/>
-    </w:p>
+      <w:pPr>
+        <w:rPr>
+          <w:b/>
+          <w:bCs/>
+        </w:rPr>
+      </w:pPr>
+    </w:p>
+    <w:p>
+      <w:pPr>
+        <w:rPr>
+          <w:b/>
+          <w:bCs/>
+        </w:rPr>
+      </w:pPr>
+    </w:p>
+    <w:p>
+      <w:pPr>
+        <w:rPr>
+          <w:b/>
+          <w:bCs/>
+        </w:rPr>
+      </w:pPr>
+    </w:p>
+    <w:p>
+      <w:pPr>
+        <w:rPr>
+          <w:b/>
+          <w:bCs/>
+        </w:rPr>
+      </w:pPr>
+    </w:p>
+    <w:p>
+      <w:pPr>
+        <w:rPr>
+          <w:b/>
+          <w:bCs/>
+        </w:rPr>
+      </w:pPr>
+    </w:p>
+    <w:p>
+      <w:pPr>
+        <w:rPr>
+          <w:b/>
+          <w:bCs/>
+        </w:rPr>
+      </w:pPr>
+    </w:p>
+    <w:p>
+      <w:pPr>
+        <w:rPr>
+          <w:b/>
+          <w:bCs/>
+        </w:rPr>
+      </w:pPr>
+    </w:p>
+    <w:p>
+      <w:pPr>
+        <w:rPr>
+          <w:b/>
+          <w:bCs/>
+        </w:rPr>
+      </w:pPr>
+    </w:p>
+    <w:p>
+      <w:pPr>
+        <w:rPr>
+          <w:b/>
+          <w:bCs/>
+        </w:rPr>
+      </w:pPr>
+    </w:p>
+    <w:p>
+      <w:pPr>
+        <w:rPr>
+          <w:b/>
+          <w:bCs/>
+        </w:rPr>
+      </w:pPr>
+    </w:p>
+    <w:p>
+      <w:pPr>
+        <w:rPr>
+          <w:b/>
+          <w:bCs/>
+        </w:rPr>
+      </w:pPr>
+    </w:p>
+    <w:p>
+      <w:pPr>
+        <w:rPr>
+          <w:b/>
+          <w:bCs/>
+        </w:rPr>
+      </w:pPr>
+    </w:p>
+    <w:p>
+      <w:pPr>
+        <w:rPr>
+          <w:b/>
+          <w:bCs/>
+        </w:rPr>
+      </w:pPr>
+    </w:p>
+    <w:p>
+      <w:pPr>
+        <w:rPr>
+          <w:b/>
+          <w:bCs/>
+        </w:rPr>
+      </w:pPr>
+    </w:p>
+    <w:p>
+      <w:pPr>
+        <w:rPr>
+          <w:b/>
+          <w:bCs/>
+        </w:rPr>
+      </w:pPr>
+    </w:p>
+    <w:p>
+      <w:pPr>
+        <w:rPr>
+          <w:b/>
+          <w:bCs/>
+        </w:rPr>
+      </w:pPr>
+    </w:p>
+    <w:p>
+      <w:pPr>
+        <w:rPr>
+          <w:b/>
+          <w:bCs/>
+        </w:rPr>
+      </w:pPr>
+    </w:p>
+    <w:p>
+      <w:pPr>
+        <w:rPr>
+          <w:b/>
+          <w:bCs/>
+        </w:rPr>
+      </w:pPr>
+    </w:p>
+    <w:p>
+      <w:pPr>
+        <w:rPr>
+          <w:b/>
+          <w:bCs/>
+        </w:rPr>
+      </w:pPr>
+    </w:p>
+    <w:p>
+      <w:pPr>
+        <w:rPr>
+          <w:b/>
+          <w:bCs/>
+        </w:rPr>
+      </w:pPr>
+    </w:p>
+    <w:p>
+      <w:pPr>
+        <w:pStyle w:val="Heading3"/>
+      </w:pPr>
+      <w:r>
+        <w:lastRenderedPageBreak/>
+        <w:t xml:space="preserve"> 3. Data Flow Architecture</w:t>
+      </w:r>
+    </w:p>
+    <w:p/>
     <w:p>
       <w:r>
         <w:rPr>
           <w:noProof/>
         </w:rPr>
-        <w:lastRenderedPageBreak/>
         <w:drawing>
           <wp:inline distT="0" distB="0" distL="0" distR="0" wp14:anchorId="0634EC1C" wp14:editId="6E5363BF">
             <wp:extent cx="5731510" cy="7290435"/>
@@ -1028,7 +1032,7 @@
                     <pic:cNvPicPr/>
                   </pic:nvPicPr>
                   <pic:blipFill>
-                    <a:blip r:embed="rId7">
+                    <a:blip r:embed="rId9">
                       <a:extLst>
                         <a:ext uri="{28A0092B-C50C-407E-A947-70E740481C1C}">
                           <a14:useLocalDpi xmlns:a14="http://schemas.microsoft.com/office/drawing/2010/main" val="0"/>
@@ -1060,331 +1064,80 @@
     <w:p/>
     <w:p/>
     <w:p>
-      <w:r>
-        <w:rPr>
-          <w:b/>
-          <w:bCs/>
-        </w:rPr>
+      <w:pPr>
+        <w:pStyle w:val="Heading3"/>
+      </w:pPr>
+      <w:r>
+        <w:t xml:space="preserve"> 4. Component Interaction Diagram</w:t>
+      </w:r>
+    </w:p>
+    <w:p>
+      <w:r>
+        <w:rPr>
+          <w:noProof/>
+        </w:rPr>
+        <w:drawing>
+          <wp:inline distT="0" distB="0" distL="0" distR="0" wp14:anchorId="7BC3C18B" wp14:editId="11B314BD">
+            <wp:extent cx="5731510" cy="3702050"/>
+            <wp:effectExtent l="0" t="0" r="2540" b="0"/>
+            <wp:docPr id="40737048" name="Picture 8"/>
+            <wp:cNvGraphicFramePr>
+              <a:graphicFrameLocks xmlns:a="http://schemas.openxmlformats.org/drawingml/2006/main" noChangeAspect="1"/>
+            </wp:cNvGraphicFramePr>
+            <a:graphic xmlns:a="http://schemas.openxmlformats.org/drawingml/2006/main">
+              <a:graphicData uri="http://schemas.openxmlformats.org/drawingml/2006/picture">
+                <pic:pic xmlns:pic="http://schemas.openxmlformats.org/drawingml/2006/picture">
+                  <pic:nvPicPr>
+                    <pic:cNvPr id="40737048" name="Picture 40737048"/>
+                    <pic:cNvPicPr/>
+                  </pic:nvPicPr>
+                  <pic:blipFill>
+                    <a:blip r:embed="rId10">
+                      <a:extLst>
+                        <a:ext uri="{28A0092B-C50C-407E-A947-70E740481C1C}">
+                          <a14:useLocalDpi xmlns:a14="http://schemas.microsoft.com/office/drawing/2010/main" val="0"/>
+                        </a:ext>
+                      </a:extLst>
+                    </a:blip>
+                    <a:stretch>
+                      <a:fillRect/>
+                    </a:stretch>
+                  </pic:blipFill>
+                  <pic:spPr>
+                    <a:xfrm>
+                      <a:off x="0" y="0"/>
+                      <a:ext cx="5731510" cy="3702050"/>
+                    </a:xfrm>
+                    <a:prstGeom prst="rect">
+                      <a:avLst/>
+                    </a:prstGeom>
+                  </pic:spPr>
+                </pic:pic>
+              </a:graphicData>
+            </a:graphic>
+          </wp:inline>
+        </w:drawing>
+      </w:r>
+    </w:p>
+    <w:p/>
+    <w:p/>
+    <w:p/>
+    <w:p/>
+    <w:p/>
+    <w:p/>
+    <w:p/>
+    <w:p/>
+    <w:p/>
+    <w:p/>
+    <w:p/>
+    <w:p/>
+    <w:p/>
+    <w:p>
+      <w:pPr>
+        <w:pStyle w:val="Heading3"/>
+      </w:pPr>
+      <w:r>
         <w:lastRenderedPageBreak/>
-        <w:t>### 4. Component Interaction Diagram</w:t>
-      </w:r>
-    </w:p>
-    <w:p/>
-    <w:p>
-      <w:r>
-        <w:t>```</w:t>
-      </w:r>
-      <w:proofErr w:type="spellStart"/>
-      <w:r>
-        <w:t>plantuml</w:t>
-      </w:r>
-      <w:proofErr w:type="spellEnd"/>
-    </w:p>
-    <w:p>
-      <w:r>
-        <w:t>@startuml component-interaction</w:t>
-      </w:r>
-    </w:p>
-    <w:p>
-      <w:proofErr w:type="gramStart"/>
-      <w:r>
-        <w:t>!define</w:t>
-      </w:r>
-      <w:proofErr w:type="gramEnd"/>
-      <w:r>
-        <w:t xml:space="preserve"> AWSPUML https://raw.githubusercontent.com/awslabs/aws-icons-for-plantuml/v14.0/dist</w:t>
-      </w:r>
-    </w:p>
-    <w:p>
-      <w:proofErr w:type="spellStart"/>
-      <w:r>
-        <w:t>skinparam</w:t>
-      </w:r>
-      <w:proofErr w:type="spellEnd"/>
-      <w:r>
-        <w:t xml:space="preserve"> </w:t>
-      </w:r>
-      <w:proofErr w:type="spellStart"/>
-      <w:r>
-        <w:t>linetype</w:t>
-      </w:r>
-      <w:proofErr w:type="spellEnd"/>
-      <w:r>
-        <w:t xml:space="preserve"> ortho</w:t>
-      </w:r>
-    </w:p>
-    <w:p/>
-    <w:p>
-      <w:r>
-        <w:t>package "Frontend Components" {</w:t>
-      </w:r>
-    </w:p>
-    <w:p>
-      <w:r>
-        <w:t>  component [App] as App</w:t>
-      </w:r>
-    </w:p>
-    <w:p>
-      <w:r>
-        <w:t>  component [AdvancedProtein3D] as Protein3D</w:t>
-      </w:r>
-    </w:p>
-    <w:p>
-      <w:r>
-        <w:t>  component [</w:t>
-      </w:r>
-      <w:proofErr w:type="spellStart"/>
-      <w:r>
-        <w:t>VariantVisualizer</w:t>
-      </w:r>
-      <w:proofErr w:type="spellEnd"/>
-      <w:r>
-        <w:t xml:space="preserve">] as </w:t>
-      </w:r>
-      <w:proofErr w:type="spellStart"/>
-      <w:r>
-        <w:t>VariantViz</w:t>
-      </w:r>
-      <w:proofErr w:type="spellEnd"/>
-    </w:p>
-    <w:p>
-      <w:r>
-        <w:t>  component [</w:t>
-      </w:r>
-      <w:proofErr w:type="spellStart"/>
-      <w:r>
-        <w:t>HUDFrame</w:t>
-      </w:r>
-      <w:proofErr w:type="spellEnd"/>
-      <w:r>
-        <w:t>] as HUD</w:t>
-      </w:r>
-    </w:p>
-    <w:p>
-      <w:r>
-        <w:t>  component [</w:t>
-      </w:r>
-      <w:proofErr w:type="spellStart"/>
-      <w:r>
-        <w:t>ParticleBackground</w:t>
-      </w:r>
-      <w:proofErr w:type="spellEnd"/>
-      <w:r>
-        <w:t>] as Particles</w:t>
-      </w:r>
-    </w:p>
-    <w:p>
-      <w:r>
-        <w:t>}</w:t>
-      </w:r>
-    </w:p>
-    <w:p/>
-    <w:p>
-      <w:r>
-        <w:t>package "API Services" {</w:t>
-      </w:r>
-    </w:p>
-    <w:p>
-      <w:r>
-        <w:t xml:space="preserve">  component [API Client] as </w:t>
-      </w:r>
-      <w:proofErr w:type="spellStart"/>
-      <w:r>
-        <w:t>APIClient</w:t>
-      </w:r>
-      <w:proofErr w:type="spellEnd"/>
-    </w:p>
-    <w:p>
-      <w:r>
-        <w:t xml:space="preserve">  component [Request Handler] as </w:t>
-      </w:r>
-      <w:proofErr w:type="spellStart"/>
-      <w:r>
-        <w:t>ReqHandler</w:t>
-      </w:r>
-      <w:proofErr w:type="spellEnd"/>
-    </w:p>
-    <w:p>
-      <w:r>
-        <w:t xml:space="preserve">  component [Response Parser] as </w:t>
-      </w:r>
-      <w:proofErr w:type="spellStart"/>
-      <w:r>
-        <w:t>RespParser</w:t>
-      </w:r>
-      <w:proofErr w:type="spellEnd"/>
-    </w:p>
-    <w:p>
-      <w:r>
-        <w:t>}</w:t>
-      </w:r>
-    </w:p>
-    <w:p/>
-    <w:p>
-      <w:r>
-        <w:t>package "Backend Services" {</w:t>
-      </w:r>
-    </w:p>
-    <w:p>
-      <w:r>
-        <w:t>  component [Query Router] as Router</w:t>
-      </w:r>
-    </w:p>
-    <w:p>
-      <w:r>
-        <w:t xml:space="preserve">  component [Disease Search] as </w:t>
-      </w:r>
-      <w:proofErr w:type="spellStart"/>
-      <w:r>
-        <w:t>DSearch</w:t>
-      </w:r>
-      <w:proofErr w:type="spellEnd"/>
-    </w:p>
-    <w:p>
-      <w:r>
-        <w:t>  component [Result Formatter] as Formatter</w:t>
-      </w:r>
-    </w:p>
-    <w:p>
-      <w:r>
-        <w:t>}</w:t>
-      </w:r>
-    </w:p>
-    <w:p/>
-    <w:p>
-      <w:r>
-        <w:lastRenderedPageBreak/>
-        <w:t>App --&gt; HUD</w:t>
-      </w:r>
-    </w:p>
-    <w:p>
-      <w:r>
-        <w:t>App --&gt; Protein3D</w:t>
-      </w:r>
-    </w:p>
-    <w:p>
-      <w:r>
-        <w:t xml:space="preserve">App --&gt; </w:t>
-      </w:r>
-      <w:proofErr w:type="spellStart"/>
-      <w:r>
-        <w:t>VariantViz</w:t>
-      </w:r>
-      <w:proofErr w:type="spellEnd"/>
-    </w:p>
-    <w:p>
-      <w:r>
-        <w:t>App --&gt; Particles</w:t>
-      </w:r>
-    </w:p>
-    <w:p>
-      <w:r>
-        <w:t xml:space="preserve">App --&gt; </w:t>
-      </w:r>
-      <w:proofErr w:type="spellStart"/>
-      <w:r>
-        <w:t>APIClient</w:t>
-      </w:r>
-      <w:proofErr w:type="spellEnd"/>
-    </w:p>
-    <w:p>
-      <w:proofErr w:type="spellStart"/>
-      <w:r>
-        <w:t>APIClient</w:t>
-      </w:r>
-      <w:proofErr w:type="spellEnd"/>
-      <w:r>
-        <w:t xml:space="preserve"> --&gt; </w:t>
-      </w:r>
-      <w:proofErr w:type="spellStart"/>
-      <w:r>
-        <w:t>ReqHandler</w:t>
-      </w:r>
-      <w:proofErr w:type="spellEnd"/>
-    </w:p>
-    <w:p>
-      <w:proofErr w:type="spellStart"/>
-      <w:r>
-        <w:t>ReqHandler</w:t>
-      </w:r>
-      <w:proofErr w:type="spellEnd"/>
-      <w:r>
-        <w:t xml:space="preserve"> --&gt; Router</w:t>
-      </w:r>
-    </w:p>
-    <w:p>
-      <w:r>
-        <w:t xml:space="preserve">Router --&gt; </w:t>
-      </w:r>
-      <w:proofErr w:type="spellStart"/>
-      <w:r>
-        <w:t>DSearch</w:t>
-      </w:r>
-      <w:proofErr w:type="spellEnd"/>
-    </w:p>
-    <w:p>
-      <w:proofErr w:type="spellStart"/>
-      <w:r>
-        <w:t>DSearch</w:t>
-      </w:r>
-      <w:proofErr w:type="spellEnd"/>
-      <w:r>
-        <w:t xml:space="preserve"> --&gt; Formatter</w:t>
-      </w:r>
-    </w:p>
-    <w:p>
-      <w:r>
-        <w:t xml:space="preserve">Formatter --&gt; </w:t>
-      </w:r>
-      <w:proofErr w:type="spellStart"/>
-      <w:r>
-        <w:t>RespParser</w:t>
-      </w:r>
-      <w:proofErr w:type="spellEnd"/>
-    </w:p>
-    <w:p>
-      <w:proofErr w:type="spellStart"/>
-      <w:r>
-        <w:t>RespParser</w:t>
-      </w:r>
-      <w:proofErr w:type="spellEnd"/>
-      <w:r>
-        <w:t xml:space="preserve"> --&gt; </w:t>
-      </w:r>
-      <w:proofErr w:type="spellStart"/>
-      <w:r>
-        <w:t>APIClient</w:t>
-      </w:r>
-      <w:proofErr w:type="spellEnd"/>
-    </w:p>
-    <w:p/>
-    <w:p>
-      <w:r>
-        <w:t>@enduml</w:t>
-      </w:r>
-    </w:p>
-    <w:p/>
-    <w:p/>
-    <w:p/>
-    <w:p/>
-    <w:p/>
-    <w:p/>
-    <w:p/>
-    <w:p/>
-    <w:p/>
-    <w:p/>
-    <w:p/>
-    <w:p/>
-    <w:p/>
-    <w:p/>
-    <w:p/>
-    <w:p/>
-    <w:p>
-      <w:r>
-        <w:rPr>
-          <w:b/>
-          <w:bCs/>
-        </w:rPr>
         <w:t>5. Database and Data Models</w:t>
       </w:r>
     </w:p>
@@ -1394,7 +1147,7 @@
           <w:noProof/>
         </w:rPr>
         <w:drawing>
-          <wp:inline distT="0" distB="0" distL="0" distR="0" wp14:anchorId="0035759B" wp14:editId="70CC93E9">
+          <wp:inline distT="0" distB="0" distL="0" distR="0" wp14:anchorId="0035759B" wp14:editId="7A205BAE">
             <wp:extent cx="5731510" cy="3802380"/>
             <wp:effectExtent l="0" t="0" r="2540" b="7620"/>
             <wp:docPr id="1766470774" name="Picture 4"/>
@@ -1409,7 +1162,7 @@
                     <pic:cNvPicPr/>
                   </pic:nvPicPr>
                   <pic:blipFill>
-                    <a:blip r:embed="rId8">
+                    <a:blip r:embed="rId11">
                       <a:extLst>
                         <a:ext uri="{28A0092B-C50C-407E-A947-70E740481C1C}">
                           <a14:useLocalDpi xmlns:a14="http://schemas.microsoft.com/office/drawing/2010/main" val="0"/>
@@ -1437,14 +1190,21 @@
       </w:r>
     </w:p>
     <w:p/>
-    <w:p/>
-    <w:p>
-      <w:r>
-        <w:rPr>
-          <w:b/>
-          <w:bCs/>
-        </w:rPr>
-        <w:t>### 6. API Endpoint Architecture</w:t>
+    <w:p>
+      <w:pPr>
+        <w:pStyle w:val="Heading3"/>
+      </w:pPr>
+    </w:p>
+    <w:p>
+      <w:pPr>
+        <w:pStyle w:val="Heading3"/>
+      </w:pPr>
+      <w:r>
+        <w:rPr>
+          <w:b/>
+          <w:bCs/>
+        </w:rPr>
+        <w:t xml:space="preserve"> 6. API Endpoint Architecture</w:t>
       </w:r>
     </w:p>
     <w:p>
@@ -1453,7 +1213,7 @@
           <w:noProof/>
         </w:rPr>
         <w:drawing>
-          <wp:inline distT="0" distB="0" distL="0" distR="0" wp14:anchorId="6EB570D8" wp14:editId="33809048">
+          <wp:inline distT="0" distB="0" distL="0" distR="0" wp14:anchorId="6EB570D8" wp14:editId="466A1D9E">
             <wp:extent cx="6176545" cy="1454150"/>
             <wp:effectExtent l="0" t="0" r="0" b="0"/>
             <wp:docPr id="1599097938" name="Picture 5"/>
@@ -1468,7 +1228,7 @@
                     <pic:cNvPicPr/>
                   </pic:nvPicPr>
                   <pic:blipFill>
-                    <a:blip r:embed="rId9" cstate="print">
+                    <a:blip r:embed="rId12" cstate="print">
                       <a:extLst>
                         <a:ext uri="{28A0092B-C50C-407E-A947-70E740481C1C}">
                           <a14:useLocalDpi xmlns:a14="http://schemas.microsoft.com/office/drawing/2010/main" val="0"/>
@@ -1500,296 +1260,81 @@
     <w:p/>
     <w:p/>
     <w:p/>
-    <w:p>
-      <w:r>
-        <w:rPr>
-          <w:b/>
-          <w:bCs/>
-        </w:rPr>
+    <w:p/>
+    <w:p/>
+    <w:p>
+      <w:pPr>
+        <w:pStyle w:val="Heading3"/>
+      </w:pPr>
+      <w:r>
+        <w:t>7. Deployment Architecture</w:t>
+      </w:r>
+    </w:p>
+    <w:p/>
+    <w:p>
+      <w:r>
+        <w:rPr>
+          <w:noProof/>
+        </w:rPr>
+        <w:drawing>
+          <wp:inline distT="0" distB="0" distL="0" distR="0" wp14:anchorId="70738FD5" wp14:editId="301A82FD">
+            <wp:extent cx="4067175" cy="5924550"/>
+            <wp:effectExtent l="0" t="0" r="9525" b="0"/>
+            <wp:docPr id="1202372409" name="Picture 9"/>
+            <wp:cNvGraphicFramePr>
+              <a:graphicFrameLocks xmlns:a="http://schemas.openxmlformats.org/drawingml/2006/main" noChangeAspect="1"/>
+            </wp:cNvGraphicFramePr>
+            <a:graphic xmlns:a="http://schemas.openxmlformats.org/drawingml/2006/main">
+              <a:graphicData uri="http://schemas.openxmlformats.org/drawingml/2006/picture">
+                <pic:pic xmlns:pic="http://schemas.openxmlformats.org/drawingml/2006/picture">
+                  <pic:nvPicPr>
+                    <pic:cNvPr id="1202372409" name="Picture 1202372409"/>
+                    <pic:cNvPicPr/>
+                  </pic:nvPicPr>
+                  <pic:blipFill>
+                    <a:blip r:embed="rId13">
+                      <a:extLst>
+                        <a:ext uri="{28A0092B-C50C-407E-A947-70E740481C1C}">
+                          <a14:useLocalDpi xmlns:a14="http://schemas.microsoft.com/office/drawing/2010/main" val="0"/>
+                        </a:ext>
+                      </a:extLst>
+                    </a:blip>
+                    <a:stretch>
+                      <a:fillRect/>
+                    </a:stretch>
+                  </pic:blipFill>
+                  <pic:spPr>
+                    <a:xfrm>
+                      <a:off x="0" y="0"/>
+                      <a:ext cx="4067175" cy="5924550"/>
+                    </a:xfrm>
+                    <a:prstGeom prst="rect">
+                      <a:avLst/>
+                    </a:prstGeom>
+                  </pic:spPr>
+                </pic:pic>
+              </a:graphicData>
+            </a:graphic>
+          </wp:inline>
+        </w:drawing>
+      </w:r>
+      <w:r>
+        <w:t>```</w:t>
+      </w:r>
+    </w:p>
+    <w:p/>
+    <w:p/>
+    <w:p/>
+    <w:p/>
+    <w:p/>
+    <w:p/>
+    <w:p>
+      <w:pPr>
+        <w:pStyle w:val="Heading3"/>
+      </w:pPr>
+      <w:r>
         <w:lastRenderedPageBreak/>
-        <w:t>### 7. Deployment Architecture</w:t>
-      </w:r>
-    </w:p>
-    <w:p/>
-    <w:p>
-      <w:r>
-        <w:t>```</w:t>
-      </w:r>
-      <w:proofErr w:type="spellStart"/>
-      <w:r>
-        <w:t>plantuml</w:t>
-      </w:r>
-      <w:proofErr w:type="spellEnd"/>
-    </w:p>
-    <w:p>
-      <w:r>
-        <w:t>@startuml deployment</w:t>
-      </w:r>
-    </w:p>
-    <w:p>
-      <w:proofErr w:type="gramStart"/>
-      <w:r>
-        <w:t>!define</w:t>
-      </w:r>
-      <w:proofErr w:type="gramEnd"/>
-      <w:r>
-        <w:t xml:space="preserve"> AWSPUML https://raw.githubusercontent.com/awslabs/aws-icons-for-plantuml/v14.0/dist</w:t>
-      </w:r>
-    </w:p>
-    <w:p/>
-    <w:p>
-      <w:r>
-        <w:t>rectangle "Development Environment" {</w:t>
-      </w:r>
-    </w:p>
-    <w:p>
-      <w:r>
-        <w:t>  node "Local Machine" {</w:t>
-      </w:r>
-    </w:p>
-    <w:p>
-      <w:r>
-        <w:t xml:space="preserve">    component [Vite Dev Server] as </w:t>
-      </w:r>
-      <w:proofErr w:type="spellStart"/>
-      <w:r>
-        <w:t>ViteServer</w:t>
-      </w:r>
-      <w:proofErr w:type="spellEnd"/>
-    </w:p>
-    <w:p>
-      <w:r>
-        <w:t xml:space="preserve">    component [Flask Dev Server] as </w:t>
-      </w:r>
-      <w:proofErr w:type="spellStart"/>
-      <w:r>
-        <w:t>FlaskServer</w:t>
-      </w:r>
-      <w:proofErr w:type="spellEnd"/>
-    </w:p>
-    <w:p>
-      <w:r>
-        <w:t>  }</w:t>
-      </w:r>
-    </w:p>
-    <w:p>
-      <w:r>
-        <w:t>}</w:t>
-      </w:r>
-    </w:p>
-    <w:p/>
-    <w:p>
-      <w:r>
-        <w:t>rectangle "Build Process" {</w:t>
-      </w:r>
-    </w:p>
-    <w:p>
-      <w:r>
-        <w:t xml:space="preserve">  component [Vite Build] as </w:t>
-      </w:r>
-      <w:proofErr w:type="spellStart"/>
-      <w:r>
-        <w:t>ViteBuild</w:t>
-      </w:r>
-      <w:proofErr w:type="spellEnd"/>
-    </w:p>
-    <w:p>
-      <w:r>
-        <w:t xml:space="preserve">  component [Python Packaging] as </w:t>
-      </w:r>
-      <w:proofErr w:type="spellStart"/>
-      <w:r>
-        <w:t>PyPackage</w:t>
-      </w:r>
-      <w:proofErr w:type="spellEnd"/>
-    </w:p>
-    <w:p>
-      <w:r>
-        <w:t>}</w:t>
-      </w:r>
-    </w:p>
-    <w:p/>
-    <w:p>
-      <w:r>
-        <w:t>rectangle "Production Environment" {</w:t>
-      </w:r>
-    </w:p>
-    <w:p>
-      <w:r>
-        <w:t>  node "Web Server" {</w:t>
-      </w:r>
-    </w:p>
-    <w:p>
-      <w:r>
-        <w:t xml:space="preserve">    component [Static Files] as </w:t>
-      </w:r>
-      <w:proofErr w:type="spellStart"/>
-      <w:r>
-        <w:t>StaticFiles</w:t>
-      </w:r>
-      <w:proofErr w:type="spellEnd"/>
-    </w:p>
-    <w:p>
-      <w:r>
-        <w:t xml:space="preserve">    component [API Server] as </w:t>
-      </w:r>
-      <w:proofErr w:type="spellStart"/>
-      <w:r>
-        <w:t>ProdAPI</w:t>
-      </w:r>
-      <w:proofErr w:type="spellEnd"/>
-    </w:p>
-    <w:p>
-      <w:r>
-        <w:t>  }</w:t>
-      </w:r>
-    </w:p>
-    <w:p>
-      <w:r>
-        <w:t>  node "Data Storage" {</w:t>
-      </w:r>
-    </w:p>
-    <w:p>
-      <w:r>
-        <w:t xml:space="preserve">    database [Datasets] as </w:t>
-      </w:r>
-      <w:proofErr w:type="spellStart"/>
-      <w:r>
-        <w:t>ProdData</w:t>
-      </w:r>
-      <w:proofErr w:type="spellEnd"/>
-    </w:p>
-    <w:p>
-      <w:r>
-        <w:t xml:space="preserve">    database [Cache] as </w:t>
-      </w:r>
-      <w:proofErr w:type="spellStart"/>
-      <w:r>
-        <w:t>ProdCache</w:t>
-      </w:r>
-      <w:proofErr w:type="spellEnd"/>
-    </w:p>
-    <w:p>
-      <w:r>
-        <w:t>  }</w:t>
-      </w:r>
-    </w:p>
-    <w:p>
-      <w:r>
-        <w:lastRenderedPageBreak/>
-        <w:t>}</w:t>
-      </w:r>
-    </w:p>
-    <w:p/>
-    <w:p>
-      <w:proofErr w:type="spellStart"/>
-      <w:r>
-        <w:t>ViteServer</w:t>
-      </w:r>
-      <w:proofErr w:type="spellEnd"/>
-      <w:r>
-        <w:t xml:space="preserve"> --&gt; </w:t>
-      </w:r>
-      <w:proofErr w:type="spellStart"/>
-      <w:r>
-        <w:t>ViteBuild</w:t>
-      </w:r>
-      <w:proofErr w:type="spellEnd"/>
-    </w:p>
-    <w:p>
-      <w:proofErr w:type="spellStart"/>
-      <w:r>
-        <w:t>FlaskServer</w:t>
-      </w:r>
-      <w:proofErr w:type="spellEnd"/>
-      <w:r>
-        <w:t xml:space="preserve"> --&gt; </w:t>
-      </w:r>
-      <w:proofErr w:type="spellStart"/>
-      <w:r>
-        <w:t>PyPackage</w:t>
-      </w:r>
-      <w:proofErr w:type="spellEnd"/>
-    </w:p>
-    <w:p>
-      <w:proofErr w:type="spellStart"/>
-      <w:r>
-        <w:t>ViteBuild</w:t>
-      </w:r>
-      <w:proofErr w:type="spellEnd"/>
-      <w:r>
-        <w:t xml:space="preserve"> --&gt; </w:t>
-      </w:r>
-      <w:proofErr w:type="spellStart"/>
-      <w:r>
-        <w:t>StaticFiles</w:t>
-      </w:r>
-      <w:proofErr w:type="spellEnd"/>
-    </w:p>
-    <w:p>
-      <w:proofErr w:type="spellStart"/>
-      <w:r>
-        <w:t>PyPackage</w:t>
-      </w:r>
-      <w:proofErr w:type="spellEnd"/>
-      <w:r>
-        <w:t xml:space="preserve"> --&gt; </w:t>
-      </w:r>
-      <w:proofErr w:type="spellStart"/>
-      <w:r>
-        <w:t>ProdAPI</w:t>
-      </w:r>
-      <w:proofErr w:type="spellEnd"/>
-    </w:p>
-    <w:p>
-      <w:proofErr w:type="spellStart"/>
-      <w:r>
-        <w:t>ProdAPI</w:t>
-      </w:r>
-      <w:proofErr w:type="spellEnd"/>
-      <w:r>
-        <w:t xml:space="preserve"> --&gt; </w:t>
-      </w:r>
-      <w:proofErr w:type="spellStart"/>
-      <w:r>
-        <w:t>ProdData</w:t>
-      </w:r>
-      <w:proofErr w:type="spellEnd"/>
-    </w:p>
-    <w:p>
-      <w:proofErr w:type="spellStart"/>
-      <w:r>
-        <w:t>ProdAPI</w:t>
-      </w:r>
-      <w:proofErr w:type="spellEnd"/>
-      <w:r>
-        <w:t xml:space="preserve"> --&gt; </w:t>
-      </w:r>
-      <w:proofErr w:type="spellStart"/>
-      <w:r>
-        <w:t>ProdCache</w:t>
-      </w:r>
-      <w:proofErr w:type="spellEnd"/>
-    </w:p>
-    <w:p/>
-    <w:p>
-      <w:r>
-        <w:t>@enduml</w:t>
-      </w:r>
-    </w:p>
-    <w:p>
-      <w:r>
-        <w:t>```</w:t>
-      </w:r>
-    </w:p>
-    <w:p/>
-    <w:p>
-      <w:r>
-        <w:rPr>
-          <w:b/>
-          <w:bCs/>
-        </w:rPr>
-        <w:t>### 8. Technology Stack</w:t>
+        <w:t>8. Technology Stack</w:t>
       </w:r>
     </w:p>
     <w:p>
@@ -1798,7 +1343,7 @@
           <w:noProof/>
         </w:rPr>
         <w:drawing>
-          <wp:inline distT="0" distB="0" distL="0" distR="0" wp14:anchorId="08491920" wp14:editId="5892406A">
+          <wp:inline distT="0" distB="0" distL="0" distR="0" wp14:anchorId="08491920" wp14:editId="66B26EF2">
             <wp:extent cx="6388269" cy="1809750"/>
             <wp:effectExtent l="0" t="0" r="0" b="0"/>
             <wp:docPr id="304829910" name="Picture 6"/>
@@ -1813,7 +1358,7 @@
                     <pic:cNvPicPr/>
                   </pic:nvPicPr>
                   <pic:blipFill>
-                    <a:blip r:embed="rId10">
+                    <a:blip r:embed="rId14">
                       <a:extLst>
                         <a:ext uri="{28A0092B-C50C-407E-A947-70E740481C1C}">
                           <a14:useLocalDpi xmlns:a14="http://schemas.microsoft.com/office/drawing/2010/main" val="0"/>
@@ -1841,21 +1386,11 @@
       </w:r>
     </w:p>
     <w:p/>
-    <w:p/>
-    <w:p/>
-    <w:p/>
-    <w:p/>
-    <w:p/>
-    <w:p/>
-    <w:p/>
-    <w:p/>
-    <w:p>
-      <w:r>
-        <w:rPr>
-          <w:b/>
-          <w:bCs/>
-        </w:rPr>
-        <w:lastRenderedPageBreak/>
+    <w:p>
+      <w:pPr>
+        <w:pStyle w:val="Heading3"/>
+      </w:pPr>
+      <w:r>
         <w:t xml:space="preserve"> 9. Request/Response Flow</w:t>
       </w:r>
     </w:p>
@@ -1865,7 +1400,7 @@
           <w:noProof/>
         </w:rPr>
         <w:drawing>
-          <wp:inline distT="0" distB="0" distL="0" distR="0" wp14:anchorId="4782B766" wp14:editId="21A6A36F">
+          <wp:inline distT="0" distB="0" distL="0" distR="0" wp14:anchorId="4782B766" wp14:editId="6657359E">
             <wp:extent cx="5731510" cy="3407410"/>
             <wp:effectExtent l="0" t="0" r="2540" b="2540"/>
             <wp:docPr id="774194852" name="Picture 7"/>
@@ -1880,7 +1415,7 @@
                     <pic:cNvPicPr/>
                   </pic:nvPicPr>
                   <pic:blipFill>
-                    <a:blip r:embed="rId11">
+                    <a:blip r:embed="rId15">
                       <a:extLst>
                         <a:ext uri="{28A0092B-C50C-407E-A947-70E740481C1C}">
                           <a14:useLocalDpi xmlns:a14="http://schemas.microsoft.com/office/drawing/2010/main" val="0"/>
@@ -1916,291 +1451,596 @@
     <w:p/>
     <w:p/>
     <w:p/>
-    <w:p/>
-    <w:p/>
-    <w:p/>
-    <w:p/>
-    <w:p/>
-    <w:p/>
-    <w:p/>
-    <w:p>
-      <w:r>
-        <w:rPr>
-          <w:b/>
-          <w:bCs/>
+    <w:p>
+      <w:pPr>
+        <w:pStyle w:val="Heading3"/>
+      </w:pPr>
+      <w:r>
+        <w:t>10. Error Handling Flow</w:t>
+      </w:r>
+    </w:p>
+    <w:p/>
+    <w:p>
+      <w:r>
+        <w:rPr>
+          <w:noProof/>
+        </w:rPr>
+        <w:drawing>
+          <wp:inline distT="0" distB="0" distL="0" distR="0" wp14:anchorId="0A627B92" wp14:editId="1B5E8DA8">
+            <wp:extent cx="5731510" cy="1739900"/>
+            <wp:effectExtent l="0" t="0" r="2540" b="0"/>
+            <wp:docPr id="980949785" name="Picture 10"/>
+            <wp:cNvGraphicFramePr>
+              <a:graphicFrameLocks xmlns:a="http://schemas.openxmlformats.org/drawingml/2006/main" noChangeAspect="1"/>
+            </wp:cNvGraphicFramePr>
+            <a:graphic xmlns:a="http://schemas.openxmlformats.org/drawingml/2006/main">
+              <a:graphicData uri="http://schemas.openxmlformats.org/drawingml/2006/picture">
+                <pic:pic xmlns:pic="http://schemas.openxmlformats.org/drawingml/2006/picture">
+                  <pic:nvPicPr>
+                    <pic:cNvPr id="980949785" name="Picture 980949785"/>
+                    <pic:cNvPicPr/>
+                  </pic:nvPicPr>
+                  <pic:blipFill>
+                    <a:blip r:embed="rId16">
+                      <a:extLst>
+                        <a:ext uri="{28A0092B-C50C-407E-A947-70E740481C1C}">
+                          <a14:useLocalDpi xmlns:a14="http://schemas.microsoft.com/office/drawing/2010/main" val="0"/>
+                        </a:ext>
+                      </a:extLst>
+                    </a:blip>
+                    <a:stretch>
+                      <a:fillRect/>
+                    </a:stretch>
+                  </pic:blipFill>
+                  <pic:spPr>
+                    <a:xfrm>
+                      <a:off x="0" y="0"/>
+                      <a:ext cx="5731510" cy="1739900"/>
+                    </a:xfrm>
+                    <a:prstGeom prst="rect">
+                      <a:avLst/>
+                    </a:prstGeom>
+                  </pic:spPr>
+                </pic:pic>
+              </a:graphicData>
+            </a:graphic>
+          </wp:inline>
+        </w:drawing>
+      </w:r>
+    </w:p>
+    <w:p/>
+    <w:p/>
+    <w:p/>
+    <w:p/>
+    <w:p/>
+    <w:p/>
+    <w:p/>
+    <w:p/>
+    <w:p/>
+    <w:p/>
+    <w:p/>
+    <w:p/>
+    <w:p/>
+    <w:p/>
+    <w:p/>
+    <w:p/>
+    <w:p/>
+    <w:p/>
+    <w:p/>
+    <w:p/>
+    <w:p/>
+    <w:p>
+      <w:pPr>
+        <w:pStyle w:val="Heading1"/>
+      </w:pPr>
+      <w:r>
+        <w:t>Screenshots</w:t>
+      </w:r>
+    </w:p>
+    <w:p/>
+    <w:p>
+      <w:pPr>
+        <w:rPr>
+          <w:noProof/>
+        </w:rPr>
+      </w:pPr>
+      <w:r>
+        <w:rPr>
+          <w:noProof/>
+        </w:rPr>
+        <w:drawing>
+          <wp:inline distT="0" distB="0" distL="0" distR="0" wp14:anchorId="79297A26" wp14:editId="661A4089">
+            <wp:extent cx="5731510" cy="2820670"/>
+            <wp:effectExtent l="0" t="0" r="2540" b="0"/>
+            <wp:docPr id="2094342191" name="Picture 11"/>
+            <wp:cNvGraphicFramePr>
+              <a:graphicFrameLocks xmlns:a="http://schemas.openxmlformats.org/drawingml/2006/main" noChangeAspect="1"/>
+            </wp:cNvGraphicFramePr>
+            <a:graphic xmlns:a="http://schemas.openxmlformats.org/drawingml/2006/main">
+              <a:graphicData uri="http://schemas.openxmlformats.org/drawingml/2006/picture">
+                <pic:pic xmlns:pic="http://schemas.openxmlformats.org/drawingml/2006/picture">
+                  <pic:nvPicPr>
+                    <pic:cNvPr id="2094342191" name="Picture 2094342191"/>
+                    <pic:cNvPicPr/>
+                  </pic:nvPicPr>
+                  <pic:blipFill>
+                    <a:blip r:embed="rId17" cstate="print">
+                      <a:extLst>
+                        <a:ext uri="{28A0092B-C50C-407E-A947-70E740481C1C}">
+                          <a14:useLocalDpi xmlns:a14="http://schemas.microsoft.com/office/drawing/2010/main" val="0"/>
+                        </a:ext>
+                      </a:extLst>
+                    </a:blip>
+                    <a:stretch>
+                      <a:fillRect/>
+                    </a:stretch>
+                  </pic:blipFill>
+                  <pic:spPr>
+                    <a:xfrm>
+                      <a:off x="0" y="0"/>
+                      <a:ext cx="5731510" cy="2820670"/>
+                    </a:xfrm>
+                    <a:prstGeom prst="rect">
+                      <a:avLst/>
+                    </a:prstGeom>
+                  </pic:spPr>
+                </pic:pic>
+              </a:graphicData>
+            </a:graphic>
+          </wp:inline>
+        </w:drawing>
+      </w:r>
+      <w:r>
+        <w:rPr>
+          <w:noProof/>
+        </w:rPr>
+        <w:drawing>
+          <wp:inline distT="0" distB="0" distL="0" distR="0" wp14:anchorId="450509EB" wp14:editId="56B12D0D">
+            <wp:extent cx="5731510" cy="2798445"/>
+            <wp:effectExtent l="0" t="0" r="2540" b="1905"/>
+            <wp:docPr id="191002136" name="Picture 12"/>
+            <wp:cNvGraphicFramePr>
+              <a:graphicFrameLocks xmlns:a="http://schemas.openxmlformats.org/drawingml/2006/main" noChangeAspect="1"/>
+            </wp:cNvGraphicFramePr>
+            <a:graphic xmlns:a="http://schemas.openxmlformats.org/drawingml/2006/main">
+              <a:graphicData uri="http://schemas.openxmlformats.org/drawingml/2006/picture">
+                <pic:pic xmlns:pic="http://schemas.openxmlformats.org/drawingml/2006/picture">
+                  <pic:nvPicPr>
+                    <pic:cNvPr id="191002136" name="Picture 191002136"/>
+                    <pic:cNvPicPr/>
+                  </pic:nvPicPr>
+                  <pic:blipFill>
+                    <a:blip r:embed="rId18" cstate="print">
+                      <a:extLst>
+                        <a:ext uri="{28A0092B-C50C-407E-A947-70E740481C1C}">
+                          <a14:useLocalDpi xmlns:a14="http://schemas.microsoft.com/office/drawing/2010/main" val="0"/>
+                        </a:ext>
+                      </a:extLst>
+                    </a:blip>
+                    <a:stretch>
+                      <a:fillRect/>
+                    </a:stretch>
+                  </pic:blipFill>
+                  <pic:spPr>
+                    <a:xfrm>
+                      <a:off x="0" y="0"/>
+                      <a:ext cx="5731510" cy="2798445"/>
+                    </a:xfrm>
+                    <a:prstGeom prst="rect">
+                      <a:avLst/>
+                    </a:prstGeom>
+                  </pic:spPr>
+                </pic:pic>
+              </a:graphicData>
+            </a:graphic>
+          </wp:inline>
+        </w:drawing>
+      </w:r>
+      <w:r>
+        <w:rPr>
+          <w:noProof/>
         </w:rPr>
         <w:lastRenderedPageBreak/>
-        <w:t>10. Error Handling Flow</w:t>
-      </w:r>
-    </w:p>
-    <w:p/>
-    <w:p>
-      <w:r>
-        <w:t>```</w:t>
-      </w:r>
-      <w:proofErr w:type="spellStart"/>
-      <w:r>
-        <w:t>plantuml</w:t>
-      </w:r>
-      <w:proofErr w:type="spellEnd"/>
-    </w:p>
-    <w:p>
-      <w:r>
-        <w:t>@startuml error-handling</w:t>
-      </w:r>
-    </w:p>
-    <w:p>
-      <w:r>
-        <w:t>rectangle "Error Handling Pipeline" {</w:t>
-      </w:r>
-    </w:p>
-    <w:p>
-      <w:r>
-        <w:t>  component [Request Validation] as Validation</w:t>
-      </w:r>
-    </w:p>
-    <w:p>
-      <w:r>
-        <w:t xml:space="preserve">  component [Service Layer Try-Catch] as </w:t>
-      </w:r>
-      <w:proofErr w:type="spellStart"/>
-      <w:r>
-        <w:t>ServiceCatch</w:t>
-      </w:r>
-      <w:proofErr w:type="spellEnd"/>
-    </w:p>
-    <w:p>
-      <w:r>
-        <w:t xml:space="preserve">  component [API Error Handler] as </w:t>
-      </w:r>
-      <w:proofErr w:type="spellStart"/>
-      <w:r>
-        <w:t>APIError</w:t>
-      </w:r>
-      <w:proofErr w:type="spellEnd"/>
-    </w:p>
-    <w:p>
-      <w:r>
-        <w:t xml:space="preserve">  component [Frontend Error Display] as </w:t>
-      </w:r>
-      <w:proofErr w:type="spellStart"/>
-      <w:r>
-        <w:t>FrontendError</w:t>
-      </w:r>
-      <w:proofErr w:type="spellEnd"/>
-    </w:p>
-    <w:p>
-      <w:r>
-        <w:t>}</w:t>
-      </w:r>
-    </w:p>
-    <w:p/>
-    <w:p>
-      <w:r>
-        <w:t>rectangle "Error Types" {</w:t>
-      </w:r>
-    </w:p>
-    <w:p>
-      <w:r>
-        <w:t xml:space="preserve">  component [Validation Errors] as </w:t>
-      </w:r>
-      <w:proofErr w:type="spellStart"/>
-      <w:r>
-        <w:t>ValErrors</w:t>
-      </w:r>
-      <w:proofErr w:type="spellEnd"/>
-    </w:p>
-    <w:p>
-      <w:r>
-        <w:t xml:space="preserve">  component [Service Errors] as </w:t>
-      </w:r>
-      <w:proofErr w:type="spellStart"/>
-      <w:r>
-        <w:t>SvcErrors</w:t>
-      </w:r>
-      <w:proofErr w:type="spellEnd"/>
-    </w:p>
-    <w:p>
-      <w:r>
-        <w:t xml:space="preserve">  component [External API Errors] as </w:t>
-      </w:r>
-      <w:proofErr w:type="spellStart"/>
-      <w:r>
-        <w:t>ExtErrors</w:t>
-      </w:r>
-      <w:proofErr w:type="spellEnd"/>
-    </w:p>
-    <w:p>
-      <w:r>
-        <w:t xml:space="preserve">  component [Cache Errors] as </w:t>
-      </w:r>
-      <w:proofErr w:type="spellStart"/>
-      <w:r>
-        <w:t>CacheErrors</w:t>
-      </w:r>
-      <w:proofErr w:type="spellEnd"/>
-    </w:p>
-    <w:p>
-      <w:r>
-        <w:t>}</w:t>
-      </w:r>
-    </w:p>
-    <w:p/>
-    <w:p>
-      <w:r>
-        <w:t>rectangle "Error Response" {</w:t>
-      </w:r>
-    </w:p>
-    <w:p>
-      <w:r>
-        <w:t>  component [Error Logger] as Logger</w:t>
-      </w:r>
-    </w:p>
-    <w:p>
-      <w:r>
-        <w:t>  component [User Notification] as Notify</w:t>
-      </w:r>
-    </w:p>
-    <w:p>
-      <w:r>
-        <w:t>  component [Fallback Data] as Fallback</w:t>
-      </w:r>
-    </w:p>
-    <w:p>
-      <w:r>
-        <w:t>}</w:t>
-      </w:r>
-    </w:p>
-    <w:p/>
-    <w:p>
-      <w:r>
-        <w:t xml:space="preserve">Validation --&gt; </w:t>
-      </w:r>
-      <w:proofErr w:type="spellStart"/>
-      <w:r>
-        <w:t>ValErrors</w:t>
-      </w:r>
-      <w:proofErr w:type="spellEnd"/>
-    </w:p>
-    <w:p>
-      <w:proofErr w:type="spellStart"/>
-      <w:r>
-        <w:t>ServiceCatch</w:t>
-      </w:r>
-      <w:proofErr w:type="spellEnd"/>
-      <w:r>
-        <w:t xml:space="preserve"> --&gt; </w:t>
-      </w:r>
-      <w:proofErr w:type="spellStart"/>
-      <w:r>
-        <w:t>SvcErrors</w:t>
-      </w:r>
-      <w:proofErr w:type="spellEnd"/>
-    </w:p>
-    <w:p>
-      <w:proofErr w:type="spellStart"/>
-      <w:r>
-        <w:t>ServiceCatch</w:t>
-      </w:r>
-      <w:proofErr w:type="spellEnd"/>
-      <w:r>
-        <w:t xml:space="preserve"> --&gt; </w:t>
-      </w:r>
-      <w:proofErr w:type="spellStart"/>
-      <w:r>
-        <w:t>ExtErrors</w:t>
-      </w:r>
-      <w:proofErr w:type="spellEnd"/>
-    </w:p>
-    <w:p>
-      <w:proofErr w:type="spellStart"/>
-      <w:r>
-        <w:t>ServiceCatch</w:t>
-      </w:r>
-      <w:proofErr w:type="spellEnd"/>
-      <w:r>
-        <w:t xml:space="preserve"> --&gt; </w:t>
-      </w:r>
-      <w:proofErr w:type="spellStart"/>
-      <w:r>
-        <w:t>CacheErrors</w:t>
-      </w:r>
-      <w:proofErr w:type="spellEnd"/>
-    </w:p>
-    <w:p>
-      <w:proofErr w:type="spellStart"/>
-      <w:r>
+        <w:drawing>
+          <wp:inline distT="0" distB="0" distL="0" distR="0" wp14:anchorId="1601CC3F" wp14:editId="0065A680">
+            <wp:extent cx="5731510" cy="2806700"/>
+            <wp:effectExtent l="0" t="0" r="2540" b="0"/>
+            <wp:docPr id="1794076705" name="Picture 13"/>
+            <wp:cNvGraphicFramePr>
+              <a:graphicFrameLocks xmlns:a="http://schemas.openxmlformats.org/drawingml/2006/main" noChangeAspect="1"/>
+            </wp:cNvGraphicFramePr>
+            <a:graphic xmlns:a="http://schemas.openxmlformats.org/drawingml/2006/main">
+              <a:graphicData uri="http://schemas.openxmlformats.org/drawingml/2006/picture">
+                <pic:pic xmlns:pic="http://schemas.openxmlformats.org/drawingml/2006/picture">
+                  <pic:nvPicPr>
+                    <pic:cNvPr id="1794076705" name="Picture 1794076705"/>
+                    <pic:cNvPicPr/>
+                  </pic:nvPicPr>
+                  <pic:blipFill>
+                    <a:blip r:embed="rId19" cstate="print">
+                      <a:extLst>
+                        <a:ext uri="{28A0092B-C50C-407E-A947-70E740481C1C}">
+                          <a14:useLocalDpi xmlns:a14="http://schemas.microsoft.com/office/drawing/2010/main" val="0"/>
+                        </a:ext>
+                      </a:extLst>
+                    </a:blip>
+                    <a:stretch>
+                      <a:fillRect/>
+                    </a:stretch>
+                  </pic:blipFill>
+                  <pic:spPr>
+                    <a:xfrm>
+                      <a:off x="0" y="0"/>
+                      <a:ext cx="5731510" cy="2806700"/>
+                    </a:xfrm>
+                    <a:prstGeom prst="rect">
+                      <a:avLst/>
+                    </a:prstGeom>
+                  </pic:spPr>
+                </pic:pic>
+              </a:graphicData>
+            </a:graphic>
+          </wp:inline>
+        </w:drawing>
+      </w:r>
+      <w:r>
+        <w:rPr>
+          <w:noProof/>
+        </w:rPr>
+        <w:drawing>
+          <wp:inline distT="0" distB="0" distL="0" distR="0" wp14:anchorId="3B497592" wp14:editId="1BC8C621">
+            <wp:extent cx="5731510" cy="2817495"/>
+            <wp:effectExtent l="0" t="0" r="2540" b="1905"/>
+            <wp:docPr id="113807813" name="Picture 14"/>
+            <wp:cNvGraphicFramePr>
+              <a:graphicFrameLocks xmlns:a="http://schemas.openxmlformats.org/drawingml/2006/main" noChangeAspect="1"/>
+            </wp:cNvGraphicFramePr>
+            <a:graphic xmlns:a="http://schemas.openxmlformats.org/drawingml/2006/main">
+              <a:graphicData uri="http://schemas.openxmlformats.org/drawingml/2006/picture">
+                <pic:pic xmlns:pic="http://schemas.openxmlformats.org/drawingml/2006/picture">
+                  <pic:nvPicPr>
+                    <pic:cNvPr id="113807813" name="Picture 113807813"/>
+                    <pic:cNvPicPr/>
+                  </pic:nvPicPr>
+                  <pic:blipFill>
+                    <a:blip r:embed="rId20" cstate="print">
+                      <a:extLst>
+                        <a:ext uri="{28A0092B-C50C-407E-A947-70E740481C1C}">
+                          <a14:useLocalDpi xmlns:a14="http://schemas.microsoft.com/office/drawing/2010/main" val="0"/>
+                        </a:ext>
+                      </a:extLst>
+                    </a:blip>
+                    <a:stretch>
+                      <a:fillRect/>
+                    </a:stretch>
+                  </pic:blipFill>
+                  <pic:spPr>
+                    <a:xfrm>
+                      <a:off x="0" y="0"/>
+                      <a:ext cx="5731510" cy="2817495"/>
+                    </a:xfrm>
+                    <a:prstGeom prst="rect">
+                      <a:avLst/>
+                    </a:prstGeom>
+                  </pic:spPr>
+                </pic:pic>
+              </a:graphicData>
+            </a:graphic>
+          </wp:inline>
+        </w:drawing>
+      </w:r>
+      <w:r>
+        <w:rPr>
+          <w:noProof/>
+        </w:rPr>
+        <w:drawing>
+          <wp:inline distT="0" distB="0" distL="0" distR="0" wp14:anchorId="127659D6" wp14:editId="2275C9BB">
+            <wp:extent cx="5731510" cy="2808605"/>
+            <wp:effectExtent l="0" t="0" r="2540" b="0"/>
+            <wp:docPr id="550977767" name="Picture 15"/>
+            <wp:cNvGraphicFramePr>
+              <a:graphicFrameLocks xmlns:a="http://schemas.openxmlformats.org/drawingml/2006/main" noChangeAspect="1"/>
+            </wp:cNvGraphicFramePr>
+            <a:graphic xmlns:a="http://schemas.openxmlformats.org/drawingml/2006/main">
+              <a:graphicData uri="http://schemas.openxmlformats.org/drawingml/2006/picture">
+                <pic:pic xmlns:pic="http://schemas.openxmlformats.org/drawingml/2006/picture">
+                  <pic:nvPicPr>
+                    <pic:cNvPr id="550977767" name="Picture 550977767"/>
+                    <pic:cNvPicPr/>
+                  </pic:nvPicPr>
+                  <pic:blipFill>
+                    <a:blip r:embed="rId21" cstate="print">
+                      <a:extLst>
+                        <a:ext uri="{28A0092B-C50C-407E-A947-70E740481C1C}">
+                          <a14:useLocalDpi xmlns:a14="http://schemas.microsoft.com/office/drawing/2010/main" val="0"/>
+                        </a:ext>
+                      </a:extLst>
+                    </a:blip>
+                    <a:stretch>
+                      <a:fillRect/>
+                    </a:stretch>
+                  </pic:blipFill>
+                  <pic:spPr>
+                    <a:xfrm>
+                      <a:off x="0" y="0"/>
+                      <a:ext cx="5731510" cy="2808605"/>
+                    </a:xfrm>
+                    <a:prstGeom prst="rect">
+                      <a:avLst/>
+                    </a:prstGeom>
+                  </pic:spPr>
+                </pic:pic>
+              </a:graphicData>
+            </a:graphic>
+          </wp:inline>
+        </w:drawing>
+      </w:r>
+      <w:r>
+        <w:rPr>
+          <w:noProof/>
+        </w:rPr>
         <w:lastRenderedPageBreak/>
-        <w:t>APIError</w:t>
-      </w:r>
-      <w:proofErr w:type="spellEnd"/>
-      <w:r>
-        <w:t xml:space="preserve"> --&gt; Logger</w:t>
-      </w:r>
-    </w:p>
-    <w:p>
-      <w:r>
-        <w:t>Logger --&gt; Notify</w:t>
-      </w:r>
-    </w:p>
-    <w:p>
-      <w:r>
-        <w:t xml:space="preserve">Notify --&gt; </w:t>
-      </w:r>
-      <w:proofErr w:type="spellStart"/>
-      <w:r>
-        <w:t>FrontendError</w:t>
-      </w:r>
-      <w:proofErr w:type="spellEnd"/>
-    </w:p>
-    <w:p>
-      <w:proofErr w:type="spellStart"/>
-      <w:r>
-        <w:t>SvcErrors</w:t>
-      </w:r>
-      <w:proofErr w:type="spellEnd"/>
-      <w:r>
-        <w:t xml:space="preserve"> --&gt; Fallback</w:t>
-      </w:r>
-    </w:p>
-    <w:p/>
-    <w:p>
-      <w:r>
-        <w:t>@enduml</w:t>
-      </w:r>
-    </w:p>
-    <w:p>
-      <w:r>
-        <w:t>```</w:t>
-      </w:r>
-    </w:p>
-    <w:p/>
-    <w:p/>
-    <w:p/>
-    <w:p/>
-    <w:p/>
-    <w:p/>
-    <w:p/>
-    <w:p/>
-    <w:p/>
-    <w:p/>
-    <w:p/>
-    <w:p/>
-    <w:p/>
-    <w:p/>
-    <w:p/>
-    <w:p/>
-    <w:p/>
-    <w:p/>
-    <w:p/>
-    <w:p/>
-    <w:p/>
-    <w:p>
-      <w:r>
-        <w:rPr>
-          <w:b/>
-          <w:bCs/>
-        </w:rPr>
+        <w:drawing>
+          <wp:inline distT="0" distB="0" distL="0" distR="0" wp14:anchorId="014BDB5F" wp14:editId="3CC31127">
+            <wp:extent cx="5731510" cy="2798445"/>
+            <wp:effectExtent l="0" t="0" r="2540" b="1905"/>
+            <wp:docPr id="1903598150" name="Picture 16"/>
+            <wp:cNvGraphicFramePr>
+              <a:graphicFrameLocks xmlns:a="http://schemas.openxmlformats.org/drawingml/2006/main" noChangeAspect="1"/>
+            </wp:cNvGraphicFramePr>
+            <a:graphic xmlns:a="http://schemas.openxmlformats.org/drawingml/2006/main">
+              <a:graphicData uri="http://schemas.openxmlformats.org/drawingml/2006/picture">
+                <pic:pic xmlns:pic="http://schemas.openxmlformats.org/drawingml/2006/picture">
+                  <pic:nvPicPr>
+                    <pic:cNvPr id="1903598150" name="Picture 1903598150"/>
+                    <pic:cNvPicPr/>
+                  </pic:nvPicPr>
+                  <pic:blipFill>
+                    <a:blip r:embed="rId22" cstate="print">
+                      <a:extLst>
+                        <a:ext uri="{28A0092B-C50C-407E-A947-70E740481C1C}">
+                          <a14:useLocalDpi xmlns:a14="http://schemas.microsoft.com/office/drawing/2010/main" val="0"/>
+                        </a:ext>
+                      </a:extLst>
+                    </a:blip>
+                    <a:stretch>
+                      <a:fillRect/>
+                    </a:stretch>
+                  </pic:blipFill>
+                  <pic:spPr>
+                    <a:xfrm>
+                      <a:off x="0" y="0"/>
+                      <a:ext cx="5731510" cy="2798445"/>
+                    </a:xfrm>
+                    <a:prstGeom prst="rect">
+                      <a:avLst/>
+                    </a:prstGeom>
+                  </pic:spPr>
+                </pic:pic>
+              </a:graphicData>
+            </a:graphic>
+          </wp:inline>
+        </w:drawing>
+      </w:r>
+      <w:r>
+        <w:rPr>
+          <w:noProof/>
+        </w:rPr>
+        <w:drawing>
+          <wp:inline distT="0" distB="0" distL="0" distR="0" wp14:anchorId="42A54B83" wp14:editId="14C74C34">
+            <wp:extent cx="5731510" cy="2827655"/>
+            <wp:effectExtent l="0" t="0" r="2540" b="0"/>
+            <wp:docPr id="63482319" name="Picture 17"/>
+            <wp:cNvGraphicFramePr>
+              <a:graphicFrameLocks xmlns:a="http://schemas.openxmlformats.org/drawingml/2006/main" noChangeAspect="1"/>
+            </wp:cNvGraphicFramePr>
+            <a:graphic xmlns:a="http://schemas.openxmlformats.org/drawingml/2006/main">
+              <a:graphicData uri="http://schemas.openxmlformats.org/drawingml/2006/picture">
+                <pic:pic xmlns:pic="http://schemas.openxmlformats.org/drawingml/2006/picture">
+                  <pic:nvPicPr>
+                    <pic:cNvPr id="63482319" name="Picture 63482319"/>
+                    <pic:cNvPicPr/>
+                  </pic:nvPicPr>
+                  <pic:blipFill>
+                    <a:blip r:embed="rId23" cstate="print">
+                      <a:extLst>
+                        <a:ext uri="{28A0092B-C50C-407E-A947-70E740481C1C}">
+                          <a14:useLocalDpi xmlns:a14="http://schemas.microsoft.com/office/drawing/2010/main" val="0"/>
+                        </a:ext>
+                      </a:extLst>
+                    </a:blip>
+                    <a:stretch>
+                      <a:fillRect/>
+                    </a:stretch>
+                  </pic:blipFill>
+                  <pic:spPr>
+                    <a:xfrm>
+                      <a:off x="0" y="0"/>
+                      <a:ext cx="5731510" cy="2827655"/>
+                    </a:xfrm>
+                    <a:prstGeom prst="rect">
+                      <a:avLst/>
+                    </a:prstGeom>
+                  </pic:spPr>
+                </pic:pic>
+              </a:graphicData>
+            </a:graphic>
+          </wp:inline>
+        </w:drawing>
+      </w:r>
+      <w:r>
+        <w:rPr>
+          <w:noProof/>
+        </w:rPr>
+        <w:lastRenderedPageBreak/>
+        <w:drawing>
+          <wp:inline distT="0" distB="0" distL="0" distR="0" wp14:anchorId="24DC9790" wp14:editId="5EB9B0FA">
+            <wp:extent cx="5731510" cy="2825750"/>
+            <wp:effectExtent l="0" t="0" r="2540" b="0"/>
+            <wp:docPr id="618600672" name="Picture 18"/>
+            <wp:cNvGraphicFramePr>
+              <a:graphicFrameLocks xmlns:a="http://schemas.openxmlformats.org/drawingml/2006/main" noChangeAspect="1"/>
+            </wp:cNvGraphicFramePr>
+            <a:graphic xmlns:a="http://schemas.openxmlformats.org/drawingml/2006/main">
+              <a:graphicData uri="http://schemas.openxmlformats.org/drawingml/2006/picture">
+                <pic:pic xmlns:pic="http://schemas.openxmlformats.org/drawingml/2006/picture">
+                  <pic:nvPicPr>
+                    <pic:cNvPr id="618600672" name="Picture 618600672"/>
+                    <pic:cNvPicPr/>
+                  </pic:nvPicPr>
+                  <pic:blipFill>
+                    <a:blip r:embed="rId24" cstate="print">
+                      <a:extLst>
+                        <a:ext uri="{28A0092B-C50C-407E-A947-70E740481C1C}">
+                          <a14:useLocalDpi xmlns:a14="http://schemas.microsoft.com/office/drawing/2010/main" val="0"/>
+                        </a:ext>
+                      </a:extLst>
+                    </a:blip>
+                    <a:stretch>
+                      <a:fillRect/>
+                    </a:stretch>
+                  </pic:blipFill>
+                  <pic:spPr>
+                    <a:xfrm>
+                      <a:off x="0" y="0"/>
+                      <a:ext cx="5731510" cy="2825750"/>
+                    </a:xfrm>
+                    <a:prstGeom prst="rect">
+                      <a:avLst/>
+                    </a:prstGeom>
+                  </pic:spPr>
+                </pic:pic>
+              </a:graphicData>
+            </a:graphic>
+          </wp:inline>
+        </w:drawing>
+      </w:r>
+      <w:r>
+        <w:rPr>
+          <w:noProof/>
+        </w:rPr>
+        <w:drawing>
+          <wp:inline distT="0" distB="0" distL="0" distR="0" wp14:anchorId="55D26000" wp14:editId="08FCA103">
+            <wp:extent cx="5731510" cy="2846705"/>
+            <wp:effectExtent l="0" t="0" r="2540" b="0"/>
+            <wp:docPr id="262978553" name="Picture 19"/>
+            <wp:cNvGraphicFramePr>
+              <a:graphicFrameLocks xmlns:a="http://schemas.openxmlformats.org/drawingml/2006/main" noChangeAspect="1"/>
+            </wp:cNvGraphicFramePr>
+            <a:graphic xmlns:a="http://schemas.openxmlformats.org/drawingml/2006/main">
+              <a:graphicData uri="http://schemas.openxmlformats.org/drawingml/2006/picture">
+                <pic:pic xmlns:pic="http://schemas.openxmlformats.org/drawingml/2006/picture">
+                  <pic:nvPicPr>
+                    <pic:cNvPr id="262978553" name="Picture 262978553"/>
+                    <pic:cNvPicPr/>
+                  </pic:nvPicPr>
+                  <pic:blipFill>
+                    <a:blip r:embed="rId25" cstate="print">
+                      <a:extLst>
+                        <a:ext uri="{28A0092B-C50C-407E-A947-70E740481C1C}">
+                          <a14:useLocalDpi xmlns:a14="http://schemas.microsoft.com/office/drawing/2010/main" val="0"/>
+                        </a:ext>
+                      </a:extLst>
+                    </a:blip>
+                    <a:stretch>
+                      <a:fillRect/>
+                    </a:stretch>
+                  </pic:blipFill>
+                  <pic:spPr>
+                    <a:xfrm>
+                      <a:off x="0" y="0"/>
+                      <a:ext cx="5731510" cy="2846705"/>
+                    </a:xfrm>
+                    <a:prstGeom prst="rect">
+                      <a:avLst/>
+                    </a:prstGeom>
+                  </pic:spPr>
+                </pic:pic>
+              </a:graphicData>
+            </a:graphic>
+          </wp:inline>
+        </w:drawing>
+      </w:r>
+    </w:p>
+    <w:p>
+      <w:pPr>
+        <w:rPr>
+          <w:noProof/>
+        </w:rPr>
+      </w:pPr>
+    </w:p>
+    <w:p>
+      <w:r>
+        <w:rPr>
+          <w:noProof/>
+        </w:rPr>
+        <w:lastRenderedPageBreak/>
+        <w:drawing>
+          <wp:inline distT="0" distB="0" distL="0" distR="0" wp14:anchorId="722051CC" wp14:editId="4263C801">
+            <wp:extent cx="5731510" cy="2903220"/>
+            <wp:effectExtent l="0" t="0" r="2540" b="0"/>
+            <wp:docPr id="1200919471" name="Picture 21"/>
+            <wp:cNvGraphicFramePr>
+              <a:graphicFrameLocks xmlns:a="http://schemas.openxmlformats.org/drawingml/2006/main" noChangeAspect="1"/>
+            </wp:cNvGraphicFramePr>
+            <a:graphic xmlns:a="http://schemas.openxmlformats.org/drawingml/2006/main">
+              <a:graphicData uri="http://schemas.openxmlformats.org/drawingml/2006/picture">
+                <pic:pic xmlns:pic="http://schemas.openxmlformats.org/drawingml/2006/picture">
+                  <pic:nvPicPr>
+                    <pic:cNvPr id="1200919471" name="Picture 1200919471"/>
+                    <pic:cNvPicPr/>
+                  </pic:nvPicPr>
+                  <pic:blipFill>
+                    <a:blip r:embed="rId26" cstate="print">
+                      <a:extLst>
+                        <a:ext uri="{28A0092B-C50C-407E-A947-70E740481C1C}">
+                          <a14:useLocalDpi xmlns:a14="http://schemas.microsoft.com/office/drawing/2010/main" val="0"/>
+                        </a:ext>
+                      </a:extLst>
+                    </a:blip>
+                    <a:stretch>
+                      <a:fillRect/>
+                    </a:stretch>
+                  </pic:blipFill>
+                  <pic:spPr>
+                    <a:xfrm>
+                      <a:off x="0" y="0"/>
+                      <a:ext cx="5731510" cy="2903220"/>
+                    </a:xfrm>
+                    <a:prstGeom prst="rect">
+                      <a:avLst/>
+                    </a:prstGeom>
+                  </pic:spPr>
+                </pic:pic>
+              </a:graphicData>
+            </a:graphic>
+          </wp:inline>
+        </w:drawing>
+      </w:r>
+    </w:p>
+    <w:p/>
+    <w:p/>
+    <w:p/>
+    <w:p/>
+    <w:p/>
+    <w:p/>
+    <w:p/>
+    <w:p/>
+    <w:p/>
+    <w:p/>
+    <w:p/>
+    <w:p/>
+    <w:p/>
+    <w:p/>
+    <w:p/>
+    <w:p/>
+    <w:p/>
+    <w:p/>
+    <w:p>
+      <w:pPr>
+        <w:pStyle w:val="Heading1"/>
+      </w:pPr>
+      <w:r>
         <w:lastRenderedPageBreak/>
         <w:t>6. System Architecture</w:t>
       </w:r>
@@ -2224,23 +2064,7 @@
           <w:b/>
           <w:bCs/>
         </w:rPr>
-        <w:t>"</w:t>
-      </w:r>
-      <w:proofErr w:type="spellStart"/>
-      <w:r>
-        <w:rPr>
-          <w:b/>
-          <w:bCs/>
-        </w:rPr>
-        <w:t>neighbor</w:t>
-      </w:r>
-      <w:proofErr w:type="spellEnd"/>
-      <w:r>
-        <w:rPr>
-          <w:b/>
-          <w:bCs/>
-        </w:rPr>
-        <w:t>" searches</w:t>
+        <w:t>"neighbor" searches</w:t>
       </w:r>
       <w:r>
         <w:t xml:space="preserve">, where the system automatically locates similar entries across different clinical databases. The </w:t>
@@ -2256,12 +2080,12 @@
         <w:t xml:space="preserve"> acts as a daemon, interpretation, and reconstruction layer between the user and remote tools.</w:t>
       </w:r>
     </w:p>
-    <w:p>
-      <w:r>
-        <w:rPr>
-          <w:b/>
-          <w:bCs/>
-        </w:rPr>
+    <w:p/>
+    <w:p>
+      <w:pPr>
+        <w:pStyle w:val="Heading1"/>
+      </w:pPr>
+      <w:r>
         <w:t>7. Working of the System</w:t>
       </w:r>
     </w:p>
@@ -2391,21 +2215,11 @@
           <w:b/>
           <w:bCs/>
         </w:rPr>
-        <w:t xml:space="preserve">GWAS </w:t>
-      </w:r>
-      <w:proofErr w:type="spellStart"/>
-      <w:r>
-        <w:rPr>
-          <w:b/>
-          <w:bCs/>
-        </w:rPr>
-        <w:t>Catalog</w:t>
-      </w:r>
-      <w:proofErr w:type="spellEnd"/>
+        <w:t>GWAS Catalog</w:t>
+      </w:r>
       <w:r>
         <w:t xml:space="preserve"> and </w:t>
       </w:r>
-      <w:proofErr w:type="spellStart"/>
       <w:r>
         <w:rPr>
           <w:b/>
@@ -2413,7 +2227,6 @@
         </w:rPr>
         <w:t>ClinVar</w:t>
       </w:r>
-      <w:proofErr w:type="spellEnd"/>
       <w:r>
         <w:t xml:space="preserve"> to find phenotype links, such as Li-Fraumeni syndrome.</w:t>
       </w:r>
@@ -2446,12 +2259,12 @@
         <w:t xml:space="preserve"> module identifies compounds (e.g., paclitaxel, kinase inhibitors) that target the gene in question.</w:t>
       </w:r>
     </w:p>
-    <w:p>
-      <w:r>
-        <w:rPr>
-          <w:b/>
-          <w:bCs/>
-        </w:rPr>
+    <w:p/>
+    <w:p>
+      <w:pPr>
+        <w:pStyle w:val="Heading1"/>
+      </w:pPr>
+      <w:r>
         <w:t>8. Results and Screenshots</w:t>
       </w:r>
     </w:p>
@@ -2521,23 +2334,7 @@
           <w:b/>
           <w:bCs/>
         </w:rPr>
-        <w:t xml:space="preserve">GWAS </w:t>
-      </w:r>
-      <w:proofErr w:type="spellStart"/>
-      <w:r>
-        <w:rPr>
-          <w:b/>
-          <w:bCs/>
-        </w:rPr>
-        <w:t>Catalog</w:t>
-      </w:r>
-      <w:proofErr w:type="spellEnd"/>
-      <w:r>
-        <w:rPr>
-          <w:b/>
-          <w:bCs/>
-        </w:rPr>
-        <w:t xml:space="preserve"> Findings:</w:t>
+        <w:t>GWAS Catalog Findings:</w:t>
       </w:r>
       <w:r>
         <w:t xml:space="preserve"> Displays P-values (e.g., 1e-08) for traits like body fat percentage.</w:t>
@@ -2571,12 +2368,13 @@
         <w:t>.</w:t>
       </w:r>
     </w:p>
-    <w:p>
-      <w:r>
-        <w:rPr>
-          <w:b/>
-          <w:bCs/>
-        </w:rPr>
+    <w:p/>
+    <w:p>
+      <w:pPr>
+        <w:pStyle w:val="Heading1"/>
+      </w:pPr>
+      <w:r>
+        <w:lastRenderedPageBreak/>
         <w:t>9. Advantages</w:t>
       </w:r>
     </w:p>
@@ -2648,7 +2446,6 @@
           <w:b/>
           <w:bCs/>
         </w:rPr>
-        <w:lastRenderedPageBreak/>
         <w:t>Statistical Rigor:</w:t>
       </w:r>
       <w:r>
@@ -2675,12 +2472,12 @@
         <w:t xml:space="preserve"> assessments.</w:t>
       </w:r>
     </w:p>
-    <w:p>
-      <w:r>
-        <w:rPr>
-          <w:b/>
-          <w:bCs/>
-        </w:rPr>
+    <w:p/>
+    <w:p>
+      <w:pPr>
+        <w:pStyle w:val="Heading1"/>
+      </w:pPr>
+      <w:r>
         <w:t>10. Conclusion</w:t>
       </w:r>
     </w:p>
@@ -2729,12 +2526,13 @@
         <w:t>, translating raw DNA code into therapeutic options.</w:t>
       </w:r>
     </w:p>
-    <w:p>
-      <w:r>
-        <w:rPr>
-          <w:b/>
-          <w:bCs/>
-        </w:rPr>
+    <w:p/>
+    <w:p/>
+    <w:p>
+      <w:pPr>
+        <w:pStyle w:val="Heading1"/>
+      </w:pPr>
+      <w:r>
         <w:t>11. References</w:t>
       </w:r>
     </w:p>
@@ -2869,6 +2667,7 @@
       </w:pPr>
     </w:p>
     <w:sectPr>
+      <w:headerReference w:type="default" r:id="rId27"/>
       <w:pgSz w:w="11906" w:h="16838"/>
       <w:pgMar w:top="1440" w:right="1440" w:bottom="1440" w:left="1440" w:header="708" w:footer="708" w:gutter="0"/>
       <w:cols w:space="708"/>
@@ -2876,6 +2675,75 @@
     </w:sectPr>
   </w:body>
 </w:document>
+</file>
+
+<file path=word/endnotes.xml><?xml version="1.0" encoding="utf-8"?>
+<w:endnotes xmlns:wpc="http://schemas.microsoft.com/office/word/2010/wordprocessingCanvas" xmlns:cx="http://schemas.microsoft.com/office/drawing/2014/chartex" xmlns:cx1="http://schemas.microsoft.com/office/drawing/2015/9/8/chartex" xmlns:cx2="http://schemas.microsoft.com/office/drawing/2015/10/21/chartex" xmlns:cx3="http://schemas.microsoft.com/office/drawing/2016/5/9/chartex" xmlns:cx4="http://schemas.microsoft.com/office/drawing/2016/5/10/chartex" xmlns:cx5="http://schemas.microsoft.com/office/drawing/2016/5/11/chartex" xmlns:cx6="http://schemas.microsoft.com/office/drawing/2016/5/12/chartex" xmlns:cx7="http://schemas.microsoft.com/office/drawing/2016/5/13/chartex" xmlns:cx8="http://schemas.microsoft.com/office/drawing/2016/5/14/chartex" xmlns:mc="http://schemas.openxmlformats.org/markup-compatibility/2006" xmlns:aink="http://schemas.microsoft.com/office/drawing/2016/ink" xmlns:am3d="http://schemas.microsoft.com/office/drawing/2017/model3d" xmlns:o="urn:schemas-microsoft-com:office:office" xmlns:oel="http://schemas.microsoft.com/office/2019/extlst" xmlns:r="http://schemas.openxmlformats.org/officeDocument/2006/relationships" xmlns:m="http://schemas.openxmlformats.org/officeDocument/2006/math" xmlns:v="urn:schemas-microsoft-com:vml" xmlns:wp14="http://schemas.microsoft.com/office/word/2010/wordprocessingDrawing" xmlns:wp="http://schemas.openxmlformats.org/drawingml/2006/wordprocessingDrawing" xmlns:w10="urn:schemas-microsoft-com:office:word" xmlns:w="http://schemas.openxmlformats.org/wordprocessingml/2006/main" xmlns:w14="http://schemas.microsoft.com/office/word/2010/wordml" xmlns:w15="http://schemas.microsoft.com/office/word/2012/wordml" xmlns:w16cex="http://schemas.microsoft.com/office/word/2018/wordml/cex" xmlns:w16cid="http://schemas.microsoft.com/office/word/2016/wordml/cid" xmlns:w16="http://schemas.microsoft.com/office/word/2018/wordml" xmlns:w16du="http://schemas.microsoft.com/office/word/2023/wordml/word16du" xmlns:w16sdtdh="http://schemas.microsoft.com/office/word/2020/wordml/sdtdatahash" xmlns:w16sdtfl="http://schemas.microsoft.com/office/word/2024/wordml/sdtformatlock" xmlns:w16se="http://schemas.microsoft.com/office/word/2015/wordml/symex" xmlns:wpg="http://schemas.microsoft.com/office/word/2010/wordprocessingGroup" xmlns:wpi="http://schemas.microsoft.com/office/word/2010/wordprocessingInk" xmlns:wne="http://schemas.microsoft.com/office/word/2006/wordml" xmlns:wps="http://schemas.microsoft.com/office/word/2010/wordprocessingShape" mc:Ignorable="w14 w15 w16se w16cid w16 w16cex w16sdtdh w16sdtfl w16du wp14">
+  <w:endnote w:type="separator" w:id="-1">
+    <w:p>
+      <w:pPr>
+        <w:spacing w:after="0" w:line="240" w:lineRule="auto"/>
+      </w:pPr>
+      <w:r>
+        <w:separator/>
+      </w:r>
+    </w:p>
+  </w:endnote>
+  <w:endnote w:type="continuationSeparator" w:id="0">
+    <w:p>
+      <w:pPr>
+        <w:spacing w:after="0" w:line="240" w:lineRule="auto"/>
+      </w:pPr>
+      <w:r>
+        <w:continuationSeparator/>
+      </w:r>
+    </w:p>
+  </w:endnote>
+</w:endnotes>
+</file>
+
+<file path=word/footnotes.xml><?xml version="1.0" encoding="utf-8"?>
+<w:footnotes xmlns:wpc="http://schemas.microsoft.com/office/word/2010/wordprocessingCanvas" xmlns:cx="http://schemas.microsoft.com/office/drawing/2014/chartex" xmlns:cx1="http://schemas.microsoft.com/office/drawing/2015/9/8/chartex" xmlns:cx2="http://schemas.microsoft.com/office/drawing/2015/10/21/chartex" xmlns:cx3="http://schemas.microsoft.com/office/drawing/2016/5/9/chartex" xmlns:cx4="http://schemas.microsoft.com/office/drawing/2016/5/10/chartex" xmlns:cx5="http://schemas.microsoft.com/office/drawing/2016/5/11/chartex" xmlns:cx6="http://schemas.microsoft.com/office/drawing/2016/5/12/chartex" xmlns:cx7="http://schemas.microsoft.com/office/drawing/2016/5/13/chartex" xmlns:cx8="http://schemas.microsoft.com/office/drawing/2016/5/14/chartex" xmlns:mc="http://schemas.openxmlformats.org/markup-compatibility/2006" xmlns:aink="http://schemas.microsoft.com/office/drawing/2016/ink" xmlns:am3d="http://schemas.microsoft.com/office/drawing/2017/model3d" xmlns:o="urn:schemas-microsoft-com:office:office" xmlns:oel="http://schemas.microsoft.com/office/2019/extlst" xmlns:r="http://schemas.openxmlformats.org/officeDocument/2006/relationships" xmlns:m="http://schemas.openxmlformats.org/officeDocument/2006/math" xmlns:v="urn:schemas-microsoft-com:vml" xmlns:wp14="http://schemas.microsoft.com/office/word/2010/wordprocessingDrawing" xmlns:wp="http://schemas.openxmlformats.org/drawingml/2006/wordprocessingDrawing" xmlns:w10="urn:schemas-microsoft-com:office:word" xmlns:w="http://schemas.openxmlformats.org/wordprocessingml/2006/main" xmlns:w14="http://schemas.microsoft.com/office/word/2010/wordml" xmlns:w15="http://schemas.microsoft.com/office/word/2012/wordml" xmlns:w16cex="http://schemas.microsoft.com/office/word/2018/wordml/cex" xmlns:w16cid="http://schemas.microsoft.com/office/word/2016/wordml/cid" xmlns:w16="http://schemas.microsoft.com/office/word/2018/wordml" xmlns:w16du="http://schemas.microsoft.com/office/word/2023/wordml/word16du" xmlns:w16sdtdh="http://schemas.microsoft.com/office/word/2020/wordml/sdtdatahash" xmlns:w16sdtfl="http://schemas.microsoft.com/office/word/2024/wordml/sdtformatlock" xmlns:w16se="http://schemas.microsoft.com/office/word/2015/wordml/symex" xmlns:wpg="http://schemas.microsoft.com/office/word/2010/wordprocessingGroup" xmlns:wpi="http://schemas.microsoft.com/office/word/2010/wordprocessingInk" xmlns:wne="http://schemas.microsoft.com/office/word/2006/wordml" xmlns:wps="http://schemas.microsoft.com/office/word/2010/wordprocessingShape" mc:Ignorable="w14 w15 w16se w16cid w16 w16cex w16sdtdh w16sdtfl w16du wp14">
+  <w:footnote w:type="separator" w:id="-1">
+    <w:p>
+      <w:pPr>
+        <w:spacing w:after="0" w:line="240" w:lineRule="auto"/>
+      </w:pPr>
+      <w:r>
+        <w:separator/>
+      </w:r>
+    </w:p>
+  </w:footnote>
+  <w:footnote w:type="continuationSeparator" w:id="0">
+    <w:p>
+      <w:pPr>
+        <w:spacing w:after="0" w:line="240" w:lineRule="auto"/>
+      </w:pPr>
+      <w:r>
+        <w:continuationSeparator/>
+      </w:r>
+    </w:p>
+  </w:footnote>
+</w:footnotes>
+</file>
+
+<file path=word/header1.xml><?xml version="1.0" encoding="utf-8"?>
+<w:hdr xmlns:wpc="http://schemas.microsoft.com/office/word/2010/wordprocessingCanvas" xmlns:cx="http://schemas.microsoft.com/office/drawing/2014/chartex" xmlns:cx1="http://schemas.microsoft.com/office/drawing/2015/9/8/chartex" xmlns:cx2="http://schemas.microsoft.com/office/drawing/2015/10/21/chartex" xmlns:cx3="http://schemas.microsoft.com/office/drawing/2016/5/9/chartex" xmlns:cx4="http://schemas.microsoft.com/office/drawing/2016/5/10/chartex" xmlns:cx5="http://schemas.microsoft.com/office/drawing/2016/5/11/chartex" xmlns:cx6="http://schemas.microsoft.com/office/drawing/2016/5/12/chartex" xmlns:cx7="http://schemas.microsoft.com/office/drawing/2016/5/13/chartex" xmlns:cx8="http://schemas.microsoft.com/office/drawing/2016/5/14/chartex" xmlns:mc="http://schemas.openxmlformats.org/markup-compatibility/2006" xmlns:aink="http://schemas.microsoft.com/office/drawing/2016/ink" xmlns:am3d="http://schemas.microsoft.com/office/drawing/2017/model3d" xmlns:o="urn:schemas-microsoft-com:office:office" xmlns:oel="http://schemas.microsoft.com/office/2019/extlst" xmlns:r="http://schemas.openxmlformats.org/officeDocument/2006/relationships" xmlns:m="http://schemas.openxmlformats.org/officeDocument/2006/math" xmlns:v="urn:schemas-microsoft-com:vml" xmlns:wp14="http://schemas.microsoft.com/office/word/2010/wordprocessingDrawing" xmlns:wp="http://schemas.openxmlformats.org/drawingml/2006/wordprocessingDrawing" xmlns:w10="urn:schemas-microsoft-com:office:word" xmlns:w="http://schemas.openxmlformats.org/wordprocessingml/2006/main" xmlns:w14="http://schemas.microsoft.com/office/word/2010/wordml" xmlns:w15="http://schemas.microsoft.com/office/word/2012/wordml" xmlns:w16cex="http://schemas.microsoft.com/office/word/2018/wordml/cex" xmlns:w16cid="http://schemas.microsoft.com/office/word/2016/wordml/cid" xmlns:w16="http://schemas.microsoft.com/office/word/2018/wordml" xmlns:w16du="http://schemas.microsoft.com/office/word/2023/wordml/word16du" xmlns:w16sdtdh="http://schemas.microsoft.com/office/word/2020/wordml/sdtdatahash" xmlns:w16sdtfl="http://schemas.microsoft.com/office/word/2024/wordml/sdtformatlock" xmlns:w16se="http://schemas.microsoft.com/office/word/2015/wordml/symex" xmlns:wpg="http://schemas.microsoft.com/office/word/2010/wordprocessingGroup" xmlns:wpi="http://schemas.microsoft.com/office/word/2010/wordprocessingInk" xmlns:wne="http://schemas.microsoft.com/office/word/2006/wordml" xmlns:wps="http://schemas.microsoft.com/office/word/2010/wordprocessingShape" mc:Ignorable="w14 w15 w16se w16cid w16 w16cex w16sdtdh w16sdtfl w16du wp14">
+  <w:p>
+    <w:pPr>
+      <w:pStyle w:val="Header"/>
+      <w:rPr>
+        <w:lang w:val="en-US"/>
+      </w:rPr>
+    </w:pPr>
+    <w:r>
+      <w:rPr>
+        <w:lang w:val="en-US"/>
+      </w:rPr>
+      <w:t>Pius Ryan 178</w:t>
+    </w:r>
+  </w:p>
+</w:hdr>
 </file>
 
 <file path=word/numbering.xml><?xml version="1.0" encoding="utf-8"?>
@@ -4643,7 +4511,6 @@
     <w:next w:val="Normal"/>
     <w:link w:val="Heading2Char"/>
     <w:uiPriority w:val="9"/>
-    <w:semiHidden/>
     <w:unhideWhenUsed/>
     <w:qFormat/>
     <w:rsid w:val="00731851"/>
@@ -4666,7 +4533,6 @@
     <w:next w:val="Normal"/>
     <w:link w:val="Heading3Char"/>
     <w:uiPriority w:val="9"/>
-    <w:semiHidden/>
     <w:unhideWhenUsed/>
     <w:qFormat/>
     <w:rsid w:val="00731851"/>
@@ -4859,7 +4725,6 @@
     <w:basedOn w:val="DefaultParagraphFont"/>
     <w:link w:val="Heading2"/>
     <w:uiPriority w:val="9"/>
-    <w:semiHidden/>
     <w:rsid w:val="00731851"/>
     <w:rPr>
       <w:rFonts w:asciiTheme="majorHAnsi" w:eastAsiaTheme="majorEastAsia" w:hAnsiTheme="majorHAnsi" w:cstheme="majorBidi"/>
@@ -4873,7 +4738,6 @@
     <w:basedOn w:val="DefaultParagraphFont"/>
     <w:link w:val="Heading3"/>
     <w:uiPriority w:val="9"/>
-    <w:semiHidden/>
     <w:rsid w:val="00731851"/>
     <w:rPr>
       <w:rFonts w:eastAsiaTheme="majorEastAsia" w:cstheme="majorBidi"/>
@@ -5130,6 +4994,50 @@
       <w:color w:val="0F4761" w:themeColor="accent1" w:themeShade="BF"/>
       <w:spacing w:val="5"/>
     </w:rPr>
+  </w:style>
+  <w:style w:type="paragraph" w:styleId="Header">
+    <w:name w:val="header"/>
+    <w:basedOn w:val="Normal"/>
+    <w:link w:val="HeaderChar"/>
+    <w:uiPriority w:val="99"/>
+    <w:unhideWhenUsed/>
+    <w:rsid w:val="00343DEB"/>
+    <w:pPr>
+      <w:tabs>
+        <w:tab w:val="center" w:pos="4513"/>
+        <w:tab w:val="right" w:pos="9026"/>
+      </w:tabs>
+      <w:spacing w:after="0" w:line="240" w:lineRule="auto"/>
+    </w:pPr>
+  </w:style>
+  <w:style w:type="character" w:customStyle="1" w:styleId="HeaderChar">
+    <w:name w:val="Header Char"/>
+    <w:basedOn w:val="DefaultParagraphFont"/>
+    <w:link w:val="Header"/>
+    <w:uiPriority w:val="99"/>
+    <w:rsid w:val="00343DEB"/>
+  </w:style>
+  <w:style w:type="paragraph" w:styleId="Footer">
+    <w:name w:val="footer"/>
+    <w:basedOn w:val="Normal"/>
+    <w:link w:val="FooterChar"/>
+    <w:uiPriority w:val="99"/>
+    <w:unhideWhenUsed/>
+    <w:rsid w:val="00343DEB"/>
+    <w:pPr>
+      <w:tabs>
+        <w:tab w:val="center" w:pos="4513"/>
+        <w:tab w:val="right" w:pos="9026"/>
+      </w:tabs>
+      <w:spacing w:after="0" w:line="240" w:lineRule="auto"/>
+    </w:pPr>
+  </w:style>
+  <w:style w:type="character" w:customStyle="1" w:styleId="FooterChar">
+    <w:name w:val="Footer Char"/>
+    <w:basedOn w:val="DefaultParagraphFont"/>
+    <w:link w:val="Footer"/>
+    <w:uiPriority w:val="99"/>
+    <w:rsid w:val="00343DEB"/>
   </w:style>
 </w:styles>
 </file>
